--- a/Nhom07_1_ApplicationDevelopment_First Plan.docx
+++ b/Nhom07_1_ApplicationDevelopment_First Plan.docx
@@ -399,7 +399,7 @@
           <w:sz w:val="26"/>
           <w:szCs w:val="26"/>
         </w:rPr>
-        <w:t>22</w:t>
+        <w:t>1</w:t>
       </w:r>
       <w:r>
         <w:rPr>
@@ -424,7 +424,7 @@
           <w:sz w:val="26"/>
           <w:szCs w:val="26"/>
         </w:rPr>
-        <w:t xml:space="preserve"> (15</w:t>
+        <w:t xml:space="preserve"> (12</w:t>
       </w:r>
       <w:r>
         <w:rPr>
@@ -463,9 +463,9 @@
         <w:tblLook w:val="04A0" w:firstRow="1" w:lastRow="0" w:firstColumn="1" w:lastColumn="0" w:noHBand="0" w:noVBand="1"/>
       </w:tblPr>
       <w:tblGrid>
-        <w:gridCol w:w="1689"/>
-        <w:gridCol w:w="3776"/>
-        <w:gridCol w:w="2492"/>
+        <w:gridCol w:w="1690"/>
+        <w:gridCol w:w="3976"/>
+        <w:gridCol w:w="2291"/>
         <w:gridCol w:w="1954"/>
       </w:tblGrid>
       <w:tr>
@@ -492,7 +492,7 @@
         </w:tc>
         <w:tc>
           <w:tcPr>
-            <w:tcW w:w="1905" w:type="pct"/>
+            <w:tcW w:w="2006" w:type="pct"/>
             <w:tcBorders>
               <w:bottom w:val="single" w:sz="4" w:space="0" w:color="auto"/>
             </w:tcBorders>
@@ -522,7 +522,7 @@
         </w:tc>
         <w:tc>
           <w:tcPr>
-            <w:tcW w:w="1257" w:type="pct"/>
+            <w:tcW w:w="1156" w:type="pct"/>
             <w:tcBorders>
               <w:bottom w:val="single" w:sz="4" w:space="0" w:color="auto"/>
             </w:tcBorders>
@@ -632,7 +632,7 @@
                 <w:sz w:val="26"/>
                 <w:szCs w:val="26"/>
               </w:rPr>
-              <w:t>:  10</w:t>
+              <w:t>:  03</w:t>
             </w:r>
             <w:r>
               <w:rPr>
@@ -675,7 +675,7 @@
                 <w:sz w:val="26"/>
                 <w:szCs w:val="26"/>
               </w:rPr>
-              <w:t>n:  16</w:t>
+              <w:t>n:  09</w:t>
             </w:r>
             <w:r>
               <w:rPr>
@@ -698,7 +698,7 @@
         </w:tc>
         <w:tc>
           <w:tcPr>
-            <w:tcW w:w="1905" w:type="pct"/>
+            <w:tcW w:w="2006" w:type="pct"/>
             <w:tcBorders>
               <w:bottom w:val="dotted" w:sz="4" w:space="0" w:color="auto"/>
             </w:tcBorders>
@@ -751,10 +751,28 @@
               <w:t>- Khảo sát quy trình hoạt động của phòng khám nha khoa.</w:t>
             </w:r>
           </w:p>
-        </w:tc>
-        <w:tc>
-          <w:tcPr>
-            <w:tcW w:w="1257" w:type="pct"/>
+          <w:p>
+            <w:pPr>
+              <w:rPr>
+                <w:rFonts w:ascii="Times New Roman" w:hAnsi="Times New Roman" w:cs="Times New Roman"/>
+                <w:bCs/>
+                <w:sz w:val="26"/>
+                <w:szCs w:val="26"/>
+              </w:rPr>
+            </w:pPr>
+            <w:r>
+              <w:rPr>
+                <w:rFonts w:ascii="Times New Roman" w:hAnsi="Times New Roman" w:cs="Times New Roman"/>
+                <w:sz w:val="26"/>
+                <w:szCs w:val="26"/>
+              </w:rPr>
+              <w:t>- Xác định Actor và Use Case.</w:t>
+            </w:r>
+          </w:p>
+        </w:tc>
+        <w:tc>
+          <w:tcPr>
+            <w:tcW w:w="1156" w:type="pct"/>
             <w:tcBorders>
               <w:bottom w:val="dotted" w:sz="4" w:space="0" w:color="auto"/>
             </w:tcBorders>
@@ -840,6 +858,26 @@
                 <w:szCs w:val="26"/>
               </w:rPr>
               <w:t>.</w:t>
+            </w:r>
+          </w:p>
+          <w:p>
+            <w:pPr>
+              <w:rPr>
+                <w:rFonts w:ascii="Times New Roman" w:hAnsi="Times New Roman" w:cs="Times New Roman"/>
+                <w:b/>
+                <w:i/>
+                <w:color w:val="FF0000"/>
+                <w:sz w:val="26"/>
+                <w:szCs w:val="26"/>
+              </w:rPr>
+            </w:pPr>
+            <w:r>
+              <w:rPr>
+                <w:rFonts w:ascii="Times New Roman" w:hAnsi="Times New Roman" w:cs="Times New Roman"/>
+                <w:sz w:val="26"/>
+                <w:szCs w:val="26"/>
+              </w:rPr>
+              <w:t>Hoàn thành lược đồ Use Case.</w:t>
             </w:r>
           </w:p>
         </w:tc>
@@ -867,7 +905,7 @@
         </w:tc>
         <w:tc>
           <w:tcPr>
-            <w:tcW w:w="1905" w:type="pct"/>
+            <w:tcW w:w="2006" w:type="pct"/>
             <w:tcBorders>
               <w:top w:val="dotted" w:sz="4" w:space="0" w:color="auto"/>
               <w:bottom w:val="dotted" w:sz="4" w:space="0" w:color="auto"/>
@@ -891,10 +929,27 @@
               <w:t>- Xác định phạm vi hệ thống và các đối tượng sử dụng.</w:t>
             </w:r>
           </w:p>
-        </w:tc>
-        <w:tc>
-          <w:tcPr>
-            <w:tcW w:w="1257" w:type="pct"/>
+          <w:p>
+            <w:pPr>
+              <w:rPr>
+                <w:rFonts w:ascii="Times New Roman" w:hAnsi="Times New Roman" w:cs="Times New Roman"/>
+                <w:sz w:val="26"/>
+                <w:szCs w:val="26"/>
+              </w:rPr>
+            </w:pPr>
+            <w:r>
+              <w:rPr>
+                <w:rFonts w:ascii="Times New Roman" w:hAnsi="Times New Roman" w:cs="Times New Roman"/>
+                <w:sz w:val="26"/>
+                <w:szCs w:val="26"/>
+              </w:rPr>
+              <w:t>- Xây dựng lược đồ Use Case tổng quát.</w:t>
+            </w:r>
+          </w:p>
+        </w:tc>
+        <w:tc>
+          <w:tcPr>
+            <w:tcW w:w="1156" w:type="pct"/>
             <w:tcBorders>
               <w:top w:val="dotted" w:sz="4" w:space="0" w:color="auto"/>
               <w:bottom w:val="dotted" w:sz="4" w:space="0" w:color="auto"/>
@@ -960,7 +1015,7 @@
         </w:tc>
         <w:tc>
           <w:tcPr>
-            <w:tcW w:w="1905" w:type="pct"/>
+            <w:tcW w:w="2006" w:type="pct"/>
             <w:tcBorders>
               <w:top w:val="dotted" w:sz="4" w:space="0" w:color="auto"/>
               <w:bottom w:val="dotted" w:sz="4" w:space="0" w:color="auto"/>
@@ -984,10 +1039,27 @@
               <w:t>- Xác định yêu cầu chức năng và phi chức năng.</w:t>
             </w:r>
           </w:p>
-        </w:tc>
-        <w:tc>
-          <w:tcPr>
-            <w:tcW w:w="1257" w:type="pct"/>
+          <w:p>
+            <w:pPr>
+              <w:rPr>
+                <w:rFonts w:ascii="Times New Roman" w:hAnsi="Times New Roman" w:cs="Times New Roman"/>
+                <w:sz w:val="26"/>
+                <w:szCs w:val="26"/>
+              </w:rPr>
+            </w:pPr>
+            <w:r>
+              <w:rPr>
+                <w:rFonts w:ascii="Times New Roman" w:hAnsi="Times New Roman" w:cs="Times New Roman"/>
+                <w:sz w:val="26"/>
+                <w:szCs w:val="26"/>
+              </w:rPr>
+              <w:t>- Xác định các Use Case chính của hệ thống.</w:t>
+            </w:r>
+          </w:p>
+        </w:tc>
+        <w:tc>
+          <w:tcPr>
+            <w:tcW w:w="1156" w:type="pct"/>
             <w:tcBorders>
               <w:top w:val="dotted" w:sz="4" w:space="0" w:color="auto"/>
               <w:bottom w:val="dotted" w:sz="4" w:space="0" w:color="auto"/>
@@ -1053,7 +1125,7 @@
         </w:tc>
         <w:tc>
           <w:tcPr>
-            <w:tcW w:w="1905" w:type="pct"/>
+            <w:tcW w:w="2006" w:type="pct"/>
             <w:tcBorders>
               <w:top w:val="dotted" w:sz="4" w:space="0" w:color="auto"/>
               <w:bottom w:val="dotted" w:sz="4" w:space="0" w:color="auto"/>
@@ -1077,10 +1149,27 @@
               <w:t>- Xác định các chức năng chính của hệ thống.</w:t>
             </w:r>
           </w:p>
-        </w:tc>
-        <w:tc>
-          <w:tcPr>
-            <w:tcW w:w="1257" w:type="pct"/>
+          <w:p>
+            <w:pPr>
+              <w:rPr>
+                <w:rFonts w:ascii="Times New Roman" w:hAnsi="Times New Roman" w:cs="Times New Roman"/>
+                <w:sz w:val="26"/>
+                <w:szCs w:val="26"/>
+              </w:rPr>
+            </w:pPr>
+            <w:r>
+              <w:rPr>
+                <w:rFonts w:ascii="Times New Roman" w:hAnsi="Times New Roman" w:cs="Times New Roman"/>
+                <w:sz w:val="26"/>
+                <w:szCs w:val="26"/>
+              </w:rPr>
+              <w:t>- Phân chia Use Case cho các thành viên.</w:t>
+            </w:r>
+          </w:p>
+        </w:tc>
+        <w:tc>
+          <w:tcPr>
+            <w:tcW w:w="1156" w:type="pct"/>
             <w:tcBorders>
               <w:top w:val="dotted" w:sz="4" w:space="0" w:color="auto"/>
               <w:bottom w:val="dotted" w:sz="4" w:space="0" w:color="auto"/>
@@ -1184,7 +1273,7 @@
                 <w:sz w:val="26"/>
                 <w:szCs w:val="26"/>
               </w:rPr>
-              <w:t>:  17</w:t>
+              <w:t>:  10</w:t>
             </w:r>
             <w:r>
               <w:rPr>
@@ -1209,7 +1298,7 @@
                 <w:sz w:val="26"/>
                 <w:szCs w:val="26"/>
               </w:rPr>
-              <w:t xml:space="preserve"> 23</w:t>
+              <w:t xml:space="preserve"> 16</w:t>
             </w:r>
             <w:r>
               <w:rPr>
@@ -1223,33 +1312,33 @@
         </w:tc>
         <w:tc>
           <w:tcPr>
-            <w:tcW w:w="1905" w:type="pct"/>
-            <w:tcBorders>
-              <w:bottom w:val="dotted" w:sz="4" w:space="0" w:color="auto"/>
-            </w:tcBorders>
-            <w:vAlign w:val="center"/>
-          </w:tcPr>
-          <w:p>
-            <w:pPr>
-              <w:rPr>
-                <w:rFonts w:ascii="Times New Roman" w:hAnsi="Times New Roman" w:cs="Times New Roman"/>
-                <w:sz w:val="26"/>
-                <w:szCs w:val="26"/>
-              </w:rPr>
-            </w:pPr>
-            <w:r>
-              <w:rPr>
-                <w:rFonts w:ascii="Times New Roman" w:hAnsi="Times New Roman" w:cs="Times New Roman"/>
-                <w:sz w:val="26"/>
-                <w:szCs w:val="26"/>
-              </w:rPr>
-              <w:t>- Xác định Actor và Use Case.</w:t>
-            </w:r>
-          </w:p>
-        </w:tc>
-        <w:tc>
-          <w:tcPr>
-            <w:tcW w:w="1257" w:type="pct"/>
+            <w:tcW w:w="2006" w:type="pct"/>
+            <w:tcBorders>
+              <w:bottom w:val="dotted" w:sz="4" w:space="0" w:color="auto"/>
+            </w:tcBorders>
+            <w:vAlign w:val="center"/>
+          </w:tcPr>
+          <w:p>
+            <w:pPr>
+              <w:rPr>
+                <w:rFonts w:ascii="Times New Roman" w:hAnsi="Times New Roman" w:cs="Times New Roman"/>
+                <w:sz w:val="26"/>
+                <w:szCs w:val="26"/>
+              </w:rPr>
+            </w:pPr>
+            <w:r>
+              <w:rPr>
+                <w:rFonts w:ascii="Times New Roman" w:hAnsi="Times New Roman" w:cs="Times New Roman"/>
+                <w:sz w:val="26"/>
+                <w:szCs w:val="26"/>
+              </w:rPr>
+              <w:t>- Đặc tả Use Case đăng nhập, phân quyền, quản lý nhân viên.</w:t>
+            </w:r>
+          </w:p>
+        </w:tc>
+        <w:tc>
+          <w:tcPr>
+            <w:tcW w:w="1156" w:type="pct"/>
             <w:tcBorders>
               <w:bottom w:val="dotted" w:sz="4" w:space="0" w:color="auto"/>
             </w:tcBorders>
@@ -1293,7 +1382,7 @@
                 <w:sz w:val="26"/>
                 <w:szCs w:val="26"/>
               </w:rPr>
-              <w:t>Hoàn thành lược đồ Use Case.</w:t>
+              <w:t>Hoàn thành đặc tả Use Case.</w:t>
             </w:r>
           </w:p>
         </w:tc>
@@ -1321,7 +1410,7 @@
         </w:tc>
         <w:tc>
           <w:tcPr>
-            <w:tcW w:w="1905" w:type="pct"/>
+            <w:tcW w:w="2006" w:type="pct"/>
             <w:tcBorders>
               <w:top w:val="dotted" w:sz="4" w:space="0" w:color="auto"/>
               <w:bottom w:val="dotted" w:sz="4" w:space="0" w:color="auto"/>
@@ -1342,13 +1431,13 @@
                 <w:sz w:val="26"/>
                 <w:szCs w:val="26"/>
               </w:rPr>
-              <w:t>- Xây dựng lược đồ Use Case tổng quát.</w:t>
-            </w:r>
-          </w:p>
-        </w:tc>
-        <w:tc>
-          <w:tcPr>
-            <w:tcW w:w="1257" w:type="pct"/>
+              <w:t>- Đặc tả Use Case quản lý dịch vụ, lịch làm việc, phân công nhân viên.</w:t>
+            </w:r>
+          </w:p>
+        </w:tc>
+        <w:tc>
+          <w:tcPr>
+            <w:tcW w:w="1156" w:type="pct"/>
             <w:tcBorders>
               <w:top w:val="dotted" w:sz="4" w:space="0" w:color="auto"/>
               <w:bottom w:val="dotted" w:sz="4" w:space="0" w:color="auto"/>
@@ -1412,7 +1501,7 @@
         </w:tc>
         <w:tc>
           <w:tcPr>
-            <w:tcW w:w="1905" w:type="pct"/>
+            <w:tcW w:w="2006" w:type="pct"/>
             <w:tcBorders>
               <w:top w:val="dotted" w:sz="4" w:space="0" w:color="auto"/>
               <w:bottom w:val="dotted" w:sz="4" w:space="0" w:color="auto"/>
@@ -1433,13 +1522,13 @@
                 <w:sz w:val="26"/>
                 <w:szCs w:val="26"/>
               </w:rPr>
-              <w:t>- Xác định các Use Case chính của hệ thống.</w:t>
-            </w:r>
-          </w:p>
-        </w:tc>
-        <w:tc>
-          <w:tcPr>
-            <w:tcW w:w="1257" w:type="pct"/>
+              <w:t>- Đặc tả Use Case quản lý bệnh nhân, lịch hẹn, tiếp nhận.</w:t>
+            </w:r>
+          </w:p>
+        </w:tc>
+        <w:tc>
+          <w:tcPr>
+            <w:tcW w:w="1156" w:type="pct"/>
             <w:tcBorders>
               <w:top w:val="dotted" w:sz="4" w:space="0" w:color="auto"/>
               <w:bottom w:val="dotted" w:sz="4" w:space="0" w:color="auto"/>
@@ -1503,7 +1592,7 @@
         </w:tc>
         <w:tc>
           <w:tcPr>
-            <w:tcW w:w="1905" w:type="pct"/>
+            <w:tcW w:w="2006" w:type="pct"/>
             <w:tcBorders>
               <w:top w:val="dotted" w:sz="4" w:space="0" w:color="auto"/>
               <w:bottom w:val="dotted" w:sz="4" w:space="0" w:color="auto"/>
@@ -1524,13 +1613,13 @@
                 <w:sz w:val="26"/>
                 <w:szCs w:val="26"/>
               </w:rPr>
-              <w:t>- Phân chia Use Case cho các thành viên.</w:t>
-            </w:r>
-          </w:p>
-        </w:tc>
-        <w:tc>
-          <w:tcPr>
-            <w:tcW w:w="1257" w:type="pct"/>
+              <w:t>- Đặc tả Use Case hồ sơ bệnh án, khám chữa bệnh, thống kê.</w:t>
+            </w:r>
+          </w:p>
+        </w:tc>
+        <w:tc>
+          <w:tcPr>
+            <w:tcW w:w="1156" w:type="pct"/>
             <w:tcBorders>
               <w:top w:val="dotted" w:sz="4" w:space="0" w:color="auto"/>
               <w:bottom w:val="dotted" w:sz="4" w:space="0" w:color="auto"/>
@@ -1632,7 +1721,7 @@
                 <w:sz w:val="26"/>
                 <w:szCs w:val="26"/>
               </w:rPr>
-              <w:t>: 24</w:t>
+              <w:t>: 17</w:t>
             </w:r>
             <w:r>
               <w:rPr>
@@ -1648,7 +1737,7 @@
                 <w:sz w:val="26"/>
                 <w:szCs w:val="26"/>
               </w:rPr>
-              <w:t>n: 30</w:t>
+              <w:t>n: 23</w:t>
             </w:r>
             <w:r>
               <w:rPr>
@@ -1662,33 +1751,33 @@
         </w:tc>
         <w:tc>
           <w:tcPr>
-            <w:tcW w:w="1905" w:type="pct"/>
-            <w:tcBorders>
-              <w:bottom w:val="dotted" w:sz="4" w:space="0" w:color="auto"/>
-            </w:tcBorders>
-            <w:vAlign w:val="center"/>
-          </w:tcPr>
-          <w:p>
-            <w:pPr>
-              <w:rPr>
-                <w:rFonts w:ascii="Times New Roman" w:hAnsi="Times New Roman" w:cs="Times New Roman"/>
-                <w:sz w:val="26"/>
-                <w:szCs w:val="26"/>
-              </w:rPr>
-            </w:pPr>
-            <w:r>
-              <w:rPr>
-                <w:rFonts w:ascii="Times New Roman" w:hAnsi="Times New Roman" w:cs="Times New Roman"/>
-                <w:sz w:val="26"/>
-                <w:szCs w:val="26"/>
-              </w:rPr>
-              <w:t>- Đặc tả Use Case đăng nhập, phân quyền, quản lý nhân viên.</w:t>
-            </w:r>
-          </w:p>
-        </w:tc>
-        <w:tc>
-          <w:tcPr>
-            <w:tcW w:w="1257" w:type="pct"/>
+            <w:tcW w:w="2006" w:type="pct"/>
+            <w:tcBorders>
+              <w:bottom w:val="dotted" w:sz="4" w:space="0" w:color="auto"/>
+            </w:tcBorders>
+            <w:vAlign w:val="center"/>
+          </w:tcPr>
+          <w:p>
+            <w:pPr>
+              <w:rPr>
+                <w:rFonts w:ascii="Times New Roman" w:hAnsi="Times New Roman" w:cs="Times New Roman"/>
+                <w:sz w:val="26"/>
+                <w:szCs w:val="26"/>
+              </w:rPr>
+            </w:pPr>
+            <w:r>
+              <w:rPr>
+                <w:rFonts w:ascii="Times New Roman" w:hAnsi="Times New Roman" w:cs="Times New Roman"/>
+                <w:sz w:val="26"/>
+                <w:szCs w:val="26"/>
+              </w:rPr>
+              <w:t>- Xây dựng Test Case cho đăng nhập, phân quyền và quản lý nhân viên.</w:t>
+            </w:r>
+          </w:p>
+        </w:tc>
+        <w:tc>
+          <w:tcPr>
+            <w:tcW w:w="1156" w:type="pct"/>
             <w:tcBorders>
               <w:bottom w:val="dotted" w:sz="4" w:space="0" w:color="auto"/>
             </w:tcBorders>
@@ -1732,7 +1821,7 @@
                 <w:sz w:val="26"/>
                 <w:szCs w:val="26"/>
               </w:rPr>
-              <w:t>Hoàn thành đặc tả Use Case.</w:t>
+              <w:t>Hoàn thành Test Case.</w:t>
             </w:r>
           </w:p>
         </w:tc>
@@ -1760,7 +1849,7 @@
         </w:tc>
         <w:tc>
           <w:tcPr>
-            <w:tcW w:w="1905" w:type="pct"/>
+            <w:tcW w:w="2006" w:type="pct"/>
             <w:tcBorders>
               <w:top w:val="dotted" w:sz="4" w:space="0" w:color="auto"/>
               <w:bottom w:val="dotted" w:sz="4" w:space="0" w:color="auto"/>
@@ -1781,13 +1870,13 @@
                 <w:sz w:val="26"/>
                 <w:szCs w:val="26"/>
               </w:rPr>
-              <w:t>- Đặc tả Use Case quản lý dịch vụ, lịch làm việc, phân công nhân viên.</w:t>
-            </w:r>
-          </w:p>
-        </w:tc>
-        <w:tc>
-          <w:tcPr>
-            <w:tcW w:w="1257" w:type="pct"/>
+              <w:t>- Xây dựng Test Case cho dịch vụ, lịch làm việc và phân công.</w:t>
+            </w:r>
+          </w:p>
+        </w:tc>
+        <w:tc>
+          <w:tcPr>
+            <w:tcW w:w="1156" w:type="pct"/>
             <w:tcBorders>
               <w:top w:val="dotted" w:sz="4" w:space="0" w:color="auto"/>
               <w:bottom w:val="dotted" w:sz="4" w:space="0" w:color="auto"/>
@@ -1851,7 +1940,7 @@
         </w:tc>
         <w:tc>
           <w:tcPr>
-            <w:tcW w:w="1905" w:type="pct"/>
+            <w:tcW w:w="2006" w:type="pct"/>
             <w:tcBorders>
               <w:top w:val="dotted" w:sz="4" w:space="0" w:color="auto"/>
               <w:bottom w:val="dotted" w:sz="4" w:space="0" w:color="auto"/>
@@ -1872,13 +1961,13 @@
                 <w:sz w:val="26"/>
                 <w:szCs w:val="26"/>
               </w:rPr>
-              <w:t>- Đặc tả Use Case quản lý bệnh nhân, lịch hẹn, tiếp nhận.</w:t>
-            </w:r>
-          </w:p>
-        </w:tc>
-        <w:tc>
-          <w:tcPr>
-            <w:tcW w:w="1257" w:type="pct"/>
+              <w:t>- Xây dựng Test Case cho bệnh nhân, lịch hẹn và tiếp nhận.</w:t>
+            </w:r>
+          </w:p>
+        </w:tc>
+        <w:tc>
+          <w:tcPr>
+            <w:tcW w:w="1156" w:type="pct"/>
             <w:tcBorders>
               <w:top w:val="dotted" w:sz="4" w:space="0" w:color="auto"/>
               <w:bottom w:val="dotted" w:sz="4" w:space="0" w:color="auto"/>
@@ -1942,7 +2031,7 @@
         </w:tc>
         <w:tc>
           <w:tcPr>
-            <w:tcW w:w="1905" w:type="pct"/>
+            <w:tcW w:w="2006" w:type="pct"/>
             <w:tcBorders>
               <w:top w:val="dotted" w:sz="4" w:space="0" w:color="auto"/>
               <w:bottom w:val="dotted" w:sz="4" w:space="0" w:color="auto"/>
@@ -1963,13 +2052,13 @@
                 <w:sz w:val="26"/>
                 <w:szCs w:val="26"/>
               </w:rPr>
-              <w:t>- Đặc tả Use Case hồ sơ bệnh án, khám chữa bệnh, thống kê.</w:t>
-            </w:r>
-          </w:p>
-        </w:tc>
-        <w:tc>
-          <w:tcPr>
-            <w:tcW w:w="1257" w:type="pct"/>
+              <w:t>- Xây dựng Test Case cho bệnh án, khám chữa bệnh và thống kê.</w:t>
+            </w:r>
+          </w:p>
+        </w:tc>
+        <w:tc>
+          <w:tcPr>
+            <w:tcW w:w="1156" w:type="pct"/>
             <w:tcBorders>
               <w:top w:val="dotted" w:sz="4" w:space="0" w:color="auto"/>
               <w:bottom w:val="dotted" w:sz="4" w:space="0" w:color="auto"/>
@@ -2038,6 +2127,7 @@
                 <w:sz w:val="26"/>
                 <w:szCs w:val="26"/>
               </w:rPr>
+              <w:lastRenderedPageBreak/>
               <w:t>Tuần 04</w:t>
             </w:r>
             <w:r>
@@ -2071,7 +2161,7 @@
                 <w:sz w:val="26"/>
                 <w:szCs w:val="26"/>
               </w:rPr>
-              <w:t>: 31</w:t>
+              <w:t>: 24</w:t>
             </w:r>
             <w:r>
               <w:rPr>
@@ -2087,7 +2177,7 @@
                 <w:sz w:val="26"/>
                 <w:szCs w:val="26"/>
               </w:rPr>
-              <w:t>n: 06</w:t>
+              <w:t>n: 30</w:t>
             </w:r>
             <w:r>
               <w:rPr>
@@ -2101,33 +2191,33 @@
         </w:tc>
         <w:tc>
           <w:tcPr>
-            <w:tcW w:w="1905" w:type="pct"/>
-            <w:tcBorders>
-              <w:bottom w:val="dotted" w:sz="4" w:space="0" w:color="auto"/>
-            </w:tcBorders>
-            <w:vAlign w:val="center"/>
-          </w:tcPr>
-          <w:p>
-            <w:pPr>
-              <w:rPr>
-                <w:rFonts w:ascii="Times New Roman" w:hAnsi="Times New Roman" w:cs="Times New Roman"/>
-                <w:sz w:val="26"/>
-                <w:szCs w:val="26"/>
-              </w:rPr>
-            </w:pPr>
-            <w:r>
-              <w:rPr>
-                <w:rFonts w:ascii="Times New Roman" w:hAnsi="Times New Roman" w:cs="Times New Roman"/>
-                <w:sz w:val="26"/>
-                <w:szCs w:val="26"/>
-              </w:rPr>
-              <w:t>- Xây dựng Test Case cho đăng nhập, phân quyền và quản lý nhân viên.</w:t>
-            </w:r>
-          </w:p>
-        </w:tc>
-        <w:tc>
-          <w:tcPr>
-            <w:tcW w:w="1257" w:type="pct"/>
+            <w:tcW w:w="2006" w:type="pct"/>
+            <w:tcBorders>
+              <w:bottom w:val="dotted" w:sz="4" w:space="0" w:color="auto"/>
+            </w:tcBorders>
+            <w:vAlign w:val="center"/>
+          </w:tcPr>
+          <w:p>
+            <w:pPr>
+              <w:rPr>
+                <w:rFonts w:ascii="Times New Roman" w:hAnsi="Times New Roman" w:cs="Times New Roman"/>
+                <w:sz w:val="26"/>
+                <w:szCs w:val="26"/>
+              </w:rPr>
+            </w:pPr>
+            <w:r>
+              <w:rPr>
+                <w:rFonts w:ascii="Times New Roman" w:hAnsi="Times New Roman" w:cs="Times New Roman"/>
+                <w:sz w:val="26"/>
+                <w:szCs w:val="26"/>
+              </w:rPr>
+              <w:t>- Xây dựng Domain Model cho tài khoản, nhân viên và phân quyền.</w:t>
+            </w:r>
+          </w:p>
+        </w:tc>
+        <w:tc>
+          <w:tcPr>
+            <w:tcW w:w="1156" w:type="pct"/>
             <w:tcBorders>
               <w:bottom w:val="dotted" w:sz="4" w:space="0" w:color="auto"/>
             </w:tcBorders>
@@ -2171,7 +2261,7 @@
                 <w:sz w:val="26"/>
                 <w:szCs w:val="26"/>
               </w:rPr>
-              <w:t>Hoàn thành Test Case.</w:t>
+              <w:t>Hoàn thành Domain Model.</w:t>
             </w:r>
           </w:p>
         </w:tc>
@@ -2199,7 +2289,7 @@
         </w:tc>
         <w:tc>
           <w:tcPr>
-            <w:tcW w:w="1905" w:type="pct"/>
+            <w:tcW w:w="2006" w:type="pct"/>
             <w:tcBorders>
               <w:top w:val="dotted" w:sz="4" w:space="0" w:color="auto"/>
               <w:bottom w:val="dotted" w:sz="4" w:space="0" w:color="auto"/>
@@ -2220,13 +2310,13 @@
                 <w:sz w:val="26"/>
                 <w:szCs w:val="26"/>
               </w:rPr>
-              <w:t>- Xây dựng Test Case cho dịch vụ, lịch làm việc và phân công.</w:t>
-            </w:r>
-          </w:p>
-        </w:tc>
-        <w:tc>
-          <w:tcPr>
-            <w:tcW w:w="1257" w:type="pct"/>
+              <w:t>- Xây dựng Domain Model cho dịch vụ, lịch làm việc và phân công.</w:t>
+            </w:r>
+          </w:p>
+        </w:tc>
+        <w:tc>
+          <w:tcPr>
+            <w:tcW w:w="1156" w:type="pct"/>
             <w:tcBorders>
               <w:top w:val="dotted" w:sz="4" w:space="0" w:color="auto"/>
               <w:bottom w:val="dotted" w:sz="4" w:space="0" w:color="auto"/>
@@ -2290,7 +2380,7 @@
         </w:tc>
         <w:tc>
           <w:tcPr>
-            <w:tcW w:w="1905" w:type="pct"/>
+            <w:tcW w:w="2006" w:type="pct"/>
             <w:tcBorders>
               <w:top w:val="dotted" w:sz="4" w:space="0" w:color="auto"/>
               <w:bottom w:val="dotted" w:sz="4" w:space="0" w:color="auto"/>
@@ -2311,13 +2401,13 @@
                 <w:sz w:val="26"/>
                 <w:szCs w:val="26"/>
               </w:rPr>
-              <w:t>- Xây dựng Test Case cho bệnh nhân, lịch hẹn và tiếp nhận.</w:t>
-            </w:r>
-          </w:p>
-        </w:tc>
-        <w:tc>
-          <w:tcPr>
-            <w:tcW w:w="1257" w:type="pct"/>
+              <w:t>- Xây dựng Domain Model cho bệnh nhân, lịch hẹn và tiếp nhận.</w:t>
+            </w:r>
+          </w:p>
+        </w:tc>
+        <w:tc>
+          <w:tcPr>
+            <w:tcW w:w="1156" w:type="pct"/>
             <w:tcBorders>
               <w:top w:val="dotted" w:sz="4" w:space="0" w:color="auto"/>
               <w:bottom w:val="dotted" w:sz="4" w:space="0" w:color="auto"/>
@@ -2381,7 +2471,7 @@
         </w:tc>
         <w:tc>
           <w:tcPr>
-            <w:tcW w:w="1905" w:type="pct"/>
+            <w:tcW w:w="2006" w:type="pct"/>
             <w:tcBorders>
               <w:top w:val="dotted" w:sz="4" w:space="0" w:color="auto"/>
               <w:bottom w:val="dotted" w:sz="4" w:space="0" w:color="auto"/>
@@ -2402,13 +2492,13 @@
                 <w:sz w:val="26"/>
                 <w:szCs w:val="26"/>
               </w:rPr>
-              <w:t>- Xây dựng Test Case cho bệnh án, khám chữa bệnh và thống kê.</w:t>
-            </w:r>
-          </w:p>
-        </w:tc>
-        <w:tc>
-          <w:tcPr>
-            <w:tcW w:w="1257" w:type="pct"/>
+              <w:t>- Xây dựng Domain Model cho bệnh án, khám chữa bệnh và thống kê.</w:t>
+            </w:r>
+          </w:p>
+        </w:tc>
+        <w:tc>
+          <w:tcPr>
+            <w:tcW w:w="1156" w:type="pct"/>
             <w:tcBorders>
               <w:top w:val="dotted" w:sz="4" w:space="0" w:color="auto"/>
               <w:bottom w:val="dotted" w:sz="4" w:space="0" w:color="auto"/>
@@ -2510,7 +2600,7 @@
                 <w:sz w:val="26"/>
                 <w:szCs w:val="26"/>
               </w:rPr>
-              <w:t>: 07</w:t>
+              <w:t>: 31</w:t>
             </w:r>
             <w:r>
               <w:rPr>
@@ -2526,7 +2616,7 @@
                 <w:sz w:val="26"/>
                 <w:szCs w:val="26"/>
               </w:rPr>
-              <w:t>n: 13</w:t>
+              <w:t>n: 06</w:t>
             </w:r>
             <w:r>
               <w:rPr>
@@ -2540,33 +2630,33 @@
         </w:tc>
         <w:tc>
           <w:tcPr>
-            <w:tcW w:w="1905" w:type="pct"/>
-            <w:tcBorders>
-              <w:bottom w:val="dotted" w:sz="4" w:space="0" w:color="auto"/>
-            </w:tcBorders>
-            <w:vAlign w:val="center"/>
-          </w:tcPr>
-          <w:p>
-            <w:pPr>
-              <w:rPr>
-                <w:rFonts w:ascii="Times New Roman" w:hAnsi="Times New Roman" w:cs="Times New Roman"/>
-                <w:sz w:val="26"/>
-                <w:szCs w:val="26"/>
-              </w:rPr>
-            </w:pPr>
-            <w:r>
-              <w:rPr>
-                <w:rFonts w:ascii="Times New Roman" w:hAnsi="Times New Roman" w:cs="Times New Roman"/>
-                <w:sz w:val="26"/>
-                <w:szCs w:val="26"/>
-              </w:rPr>
-              <w:t>- Xây dựng Domain Model cho tài khoản, nhân viên và phân quyền.</w:t>
-            </w:r>
-          </w:p>
-        </w:tc>
-        <w:tc>
-          <w:tcPr>
-            <w:tcW w:w="1257" w:type="pct"/>
+            <w:tcW w:w="2006" w:type="pct"/>
+            <w:tcBorders>
+              <w:bottom w:val="dotted" w:sz="4" w:space="0" w:color="auto"/>
+            </w:tcBorders>
+            <w:vAlign w:val="center"/>
+          </w:tcPr>
+          <w:p>
+            <w:pPr>
+              <w:rPr>
+                <w:rFonts w:ascii="Times New Roman" w:hAnsi="Times New Roman" w:cs="Times New Roman"/>
+                <w:sz w:val="26"/>
+                <w:szCs w:val="26"/>
+              </w:rPr>
+            </w:pPr>
+            <w:r>
+              <w:rPr>
+                <w:rFonts w:ascii="Times New Roman" w:hAnsi="Times New Roman" w:cs="Times New Roman"/>
+                <w:sz w:val="26"/>
+                <w:szCs w:val="26"/>
+              </w:rPr>
+              <w:t>- Vẽ Sequence Diagram cho đăng nhập, phân quyền và quản lý nhân viên.</w:t>
+            </w:r>
+          </w:p>
+        </w:tc>
+        <w:tc>
+          <w:tcPr>
+            <w:tcW w:w="1156" w:type="pct"/>
             <w:tcBorders>
               <w:bottom w:val="dotted" w:sz="4" w:space="0" w:color="auto"/>
             </w:tcBorders>
@@ -2610,7 +2700,7 @@
                 <w:sz w:val="26"/>
                 <w:szCs w:val="26"/>
               </w:rPr>
-              <w:t>Hoàn thành Domain Model.</w:t>
+              <w:t>Hoàn thành Sequence Diagram.</w:t>
             </w:r>
           </w:p>
         </w:tc>
@@ -2638,7 +2728,7 @@
         </w:tc>
         <w:tc>
           <w:tcPr>
-            <w:tcW w:w="1905" w:type="pct"/>
+            <w:tcW w:w="2006" w:type="pct"/>
             <w:tcBorders>
               <w:top w:val="dotted" w:sz="4" w:space="0" w:color="auto"/>
               <w:bottom w:val="dotted" w:sz="4" w:space="0" w:color="auto"/>
@@ -2659,13 +2749,13 @@
                 <w:sz w:val="26"/>
                 <w:szCs w:val="26"/>
               </w:rPr>
-              <w:t>- Xây dựng Domain Model cho dịch vụ, lịch làm việc và phân công.</w:t>
-            </w:r>
-          </w:p>
-        </w:tc>
-        <w:tc>
-          <w:tcPr>
-            <w:tcW w:w="1257" w:type="pct"/>
+              <w:t>- Vẽ Sequence Diagram cho quản lý dịch vụ, lịch làm việc và phân công.</w:t>
+            </w:r>
+          </w:p>
+        </w:tc>
+        <w:tc>
+          <w:tcPr>
+            <w:tcW w:w="1156" w:type="pct"/>
             <w:tcBorders>
               <w:top w:val="dotted" w:sz="4" w:space="0" w:color="auto"/>
               <w:bottom w:val="dotted" w:sz="4" w:space="0" w:color="auto"/>
@@ -2729,7 +2819,7 @@
         </w:tc>
         <w:tc>
           <w:tcPr>
-            <w:tcW w:w="1905" w:type="pct"/>
+            <w:tcW w:w="2006" w:type="pct"/>
             <w:tcBorders>
               <w:top w:val="dotted" w:sz="4" w:space="0" w:color="auto"/>
               <w:bottom w:val="dotted" w:sz="4" w:space="0" w:color="auto"/>
@@ -2750,13 +2840,13 @@
                 <w:sz w:val="26"/>
                 <w:szCs w:val="26"/>
               </w:rPr>
-              <w:t>- Xây dựng Domain Model cho bệnh nhân, lịch hẹn và tiếp nhận.</w:t>
-            </w:r>
-          </w:p>
-        </w:tc>
-        <w:tc>
-          <w:tcPr>
-            <w:tcW w:w="1257" w:type="pct"/>
+              <w:t>- Vẽ Sequence Diagram cho bệnh nhân, lịch hẹn và tiếp nhận.</w:t>
+            </w:r>
+          </w:p>
+        </w:tc>
+        <w:tc>
+          <w:tcPr>
+            <w:tcW w:w="1156" w:type="pct"/>
             <w:tcBorders>
               <w:top w:val="dotted" w:sz="4" w:space="0" w:color="auto"/>
               <w:bottom w:val="dotted" w:sz="4" w:space="0" w:color="auto"/>
@@ -2820,7 +2910,7 @@
         </w:tc>
         <w:tc>
           <w:tcPr>
-            <w:tcW w:w="1905" w:type="pct"/>
+            <w:tcW w:w="2006" w:type="pct"/>
             <w:tcBorders>
               <w:top w:val="dotted" w:sz="4" w:space="0" w:color="auto"/>
               <w:bottom w:val="single" w:sz="4" w:space="0" w:color="auto"/>
@@ -2841,13 +2931,13 @@
                 <w:sz w:val="26"/>
                 <w:szCs w:val="26"/>
               </w:rPr>
-              <w:t>- Xây dựng Domain Model cho bệnh án, khám chữa bệnh và thống kê.</w:t>
-            </w:r>
-          </w:p>
-        </w:tc>
-        <w:tc>
-          <w:tcPr>
-            <w:tcW w:w="1257" w:type="pct"/>
+              <w:t>- Vẽ Sequence Diagram cho bệnh án, khám chữa bệnh và thống kê.</w:t>
+            </w:r>
+          </w:p>
+        </w:tc>
+        <w:tc>
+          <w:tcPr>
+            <w:tcW w:w="1156" w:type="pct"/>
             <w:tcBorders>
               <w:top w:val="dotted" w:sz="4" w:space="0" w:color="auto"/>
               <w:bottom w:val="single" w:sz="4" w:space="0" w:color="auto"/>
@@ -2946,7 +3036,7 @@
                 <w:sz w:val="26"/>
                 <w:szCs w:val="26"/>
               </w:rPr>
-              <w:t>: 14</w:t>
+              <w:t>: 07</w:t>
             </w:r>
             <w:r>
               <w:rPr>
@@ -2962,7 +3052,7 @@
                 <w:sz w:val="26"/>
                 <w:szCs w:val="26"/>
               </w:rPr>
-              <w:t>20</w:t>
+              <w:t>13</w:t>
             </w:r>
             <w:r>
               <w:rPr>
@@ -2976,7 +3066,7 @@
         </w:tc>
         <w:tc>
           <w:tcPr>
-            <w:tcW w:w="1905" w:type="pct"/>
+            <w:tcW w:w="2006" w:type="pct"/>
             <w:tcBorders>
               <w:top w:val="single" w:sz="4" w:space="0" w:color="auto"/>
               <w:left w:val="single" w:sz="4" w:space="0" w:color="auto"/>
@@ -2999,13 +3089,13 @@
                 <w:sz w:val="26"/>
                 <w:szCs w:val="26"/>
               </w:rPr>
-              <w:t>- Vẽ Sequence Diagram cho đăng nhập, phân quyền và quản lý nhân viên.</w:t>
-            </w:r>
-          </w:p>
-        </w:tc>
-        <w:tc>
-          <w:tcPr>
-            <w:tcW w:w="1257" w:type="pct"/>
+              <w:t>- Xây dựng Class Diagram cho tài khoản, nhân viên và phân quyền.</w:t>
+            </w:r>
+          </w:p>
+        </w:tc>
+        <w:tc>
+          <w:tcPr>
+            <w:tcW w:w="1156" w:type="pct"/>
             <w:tcBorders>
               <w:top w:val="single" w:sz="4" w:space="0" w:color="auto"/>
               <w:left w:val="single" w:sz="4" w:space="0" w:color="auto"/>
@@ -3057,7 +3147,7 @@
                 <w:sz w:val="26"/>
                 <w:szCs w:val="26"/>
               </w:rPr>
-              <w:t>Hoàn thành Sequence Diagram.</w:t>
+              <w:t>Hoàn thành Class Diagram.</w:t>
             </w:r>
           </w:p>
         </w:tc>
@@ -3088,7 +3178,7 @@
         </w:tc>
         <w:tc>
           <w:tcPr>
-            <w:tcW w:w="1905" w:type="pct"/>
+            <w:tcW w:w="2006" w:type="pct"/>
             <w:tcBorders>
               <w:top w:val="nil"/>
               <w:left w:val="single" w:sz="4" w:space="0" w:color="auto"/>
@@ -3111,13 +3201,13 @@
                 <w:sz w:val="26"/>
                 <w:szCs w:val="26"/>
               </w:rPr>
-              <w:t>- Vẽ Sequence Diagram cho quản lý dịch vụ, lịch làm việc và phân công.</w:t>
-            </w:r>
-          </w:p>
-        </w:tc>
-        <w:tc>
-          <w:tcPr>
-            <w:tcW w:w="1257" w:type="pct"/>
+              <w:t>- Xây dựng Class Diagram cho dịch vụ, lịch làm việc và phân công.</w:t>
+            </w:r>
+          </w:p>
+        </w:tc>
+        <w:tc>
+          <w:tcPr>
+            <w:tcW w:w="1156" w:type="pct"/>
             <w:tcBorders>
               <w:top w:val="nil"/>
               <w:left w:val="single" w:sz="4" w:space="0" w:color="auto"/>
@@ -3190,7 +3280,7 @@
         </w:tc>
         <w:tc>
           <w:tcPr>
-            <w:tcW w:w="1905" w:type="pct"/>
+            <w:tcW w:w="2006" w:type="pct"/>
             <w:tcBorders>
               <w:top w:val="nil"/>
               <w:left w:val="single" w:sz="4" w:space="0" w:color="auto"/>
@@ -3213,13 +3303,13 @@
                 <w:sz w:val="26"/>
                 <w:szCs w:val="26"/>
               </w:rPr>
-              <w:t>- Vẽ Sequence Diagram cho bệnh nhân, lịch hẹn và tiếp nhận.</w:t>
-            </w:r>
-          </w:p>
-        </w:tc>
-        <w:tc>
-          <w:tcPr>
-            <w:tcW w:w="1257" w:type="pct"/>
+              <w:t>- Xây dựng Class Diagram cho bệnh nhân, lịch hẹn và tiếp nhận.</w:t>
+            </w:r>
+          </w:p>
+        </w:tc>
+        <w:tc>
+          <w:tcPr>
+            <w:tcW w:w="1156" w:type="pct"/>
             <w:tcBorders>
               <w:top w:val="nil"/>
               <w:left w:val="single" w:sz="4" w:space="0" w:color="auto"/>
@@ -3292,7 +3382,7 @@
         </w:tc>
         <w:tc>
           <w:tcPr>
-            <w:tcW w:w="1905" w:type="pct"/>
+            <w:tcW w:w="2006" w:type="pct"/>
             <w:tcBorders>
               <w:top w:val="nil"/>
               <w:left w:val="single" w:sz="4" w:space="0" w:color="auto"/>
@@ -3315,13 +3405,13 @@
                 <w:sz w:val="26"/>
                 <w:szCs w:val="26"/>
               </w:rPr>
-              <w:t>- Vẽ Sequence Diagram cho bệnh án, khám chữa bệnh và thống kê.</w:t>
-            </w:r>
-          </w:p>
-        </w:tc>
-        <w:tc>
-          <w:tcPr>
-            <w:tcW w:w="1257" w:type="pct"/>
+              <w:t>- Xây dựng Class Diagram cho bệnh án, khám chữa bệnh và thống kê.</w:t>
+            </w:r>
+          </w:p>
+        </w:tc>
+        <w:tc>
+          <w:tcPr>
+            <w:tcW w:w="1156" w:type="pct"/>
             <w:tcBorders>
               <w:top w:val="nil"/>
               <w:left w:val="single" w:sz="4" w:space="0" w:color="auto"/>
@@ -3427,7 +3517,7 @@
                 <w:sz w:val="26"/>
                 <w:szCs w:val="26"/>
               </w:rPr>
-              <w:t>: 21</w:t>
+              <w:t>: 14</w:t>
             </w:r>
             <w:r>
               <w:rPr>
@@ -3443,7 +3533,7 @@
                 <w:sz w:val="26"/>
                 <w:szCs w:val="26"/>
               </w:rPr>
-              <w:t>n: 27/09</w:t>
+              <w:t>n: 20/09</w:t>
             </w:r>
             <w:r>
               <w:rPr>
@@ -3457,7 +3547,7 @@
         </w:tc>
         <w:tc>
           <w:tcPr>
-            <w:tcW w:w="1905" w:type="pct"/>
+            <w:tcW w:w="2006" w:type="pct"/>
             <w:tcBorders>
               <w:top w:val="single" w:sz="4" w:space="0" w:color="auto"/>
               <w:bottom w:val="dotted" w:sz="4" w:space="0" w:color="auto"/>
@@ -3478,13 +3568,13 @@
                 <w:sz w:val="26"/>
                 <w:szCs w:val="26"/>
               </w:rPr>
-              <w:t>- Xây dựng Class Diagram cho tài khoản, nhân viên và phân quyền.</w:t>
-            </w:r>
-          </w:p>
-        </w:tc>
-        <w:tc>
-          <w:tcPr>
-            <w:tcW w:w="1257" w:type="pct"/>
+              <w:t>- Thiết kế CSDL cho tài khoản, nhân viên và phân quyền.</w:t>
+            </w:r>
+          </w:p>
+        </w:tc>
+        <w:tc>
+          <w:tcPr>
+            <w:tcW w:w="1156" w:type="pct"/>
             <w:tcBorders>
               <w:top w:val="single" w:sz="4" w:space="0" w:color="auto"/>
               <w:bottom w:val="dotted" w:sz="4" w:space="0" w:color="auto"/>
@@ -3532,7 +3622,7 @@
                 <w:sz w:val="26"/>
                 <w:szCs w:val="26"/>
               </w:rPr>
-              <w:t>Hoàn thành Class Diagram.</w:t>
+              <w:t>Hoàn thành thiết kế CSDL.</w:t>
             </w:r>
           </w:p>
         </w:tc>
@@ -3560,7 +3650,7 @@
         </w:tc>
         <w:tc>
           <w:tcPr>
-            <w:tcW w:w="1905" w:type="pct"/>
+            <w:tcW w:w="2006" w:type="pct"/>
             <w:tcBorders>
               <w:top w:val="dotted" w:sz="4" w:space="0" w:color="auto"/>
               <w:bottom w:val="dotted" w:sz="4" w:space="0" w:color="auto"/>
@@ -3581,13 +3671,13 @@
                 <w:sz w:val="26"/>
                 <w:szCs w:val="26"/>
               </w:rPr>
-              <w:t>- Xây dựng Class Diagram cho dịch vụ, lịch làm việc và phân công.</w:t>
-            </w:r>
-          </w:p>
-        </w:tc>
-        <w:tc>
-          <w:tcPr>
-            <w:tcW w:w="1257" w:type="pct"/>
+              <w:t>- Thiết kế CSDL cho dịch vụ, lịch làm việc và phân công.</w:t>
+            </w:r>
+          </w:p>
+        </w:tc>
+        <w:tc>
+          <w:tcPr>
+            <w:tcW w:w="1156" w:type="pct"/>
             <w:tcBorders>
               <w:top w:val="dotted" w:sz="4" w:space="0" w:color="auto"/>
               <w:bottom w:val="dotted" w:sz="4" w:space="0" w:color="auto"/>
@@ -3651,7 +3741,7 @@
         </w:tc>
         <w:tc>
           <w:tcPr>
-            <w:tcW w:w="1905" w:type="pct"/>
+            <w:tcW w:w="2006" w:type="pct"/>
             <w:tcBorders>
               <w:top w:val="dotted" w:sz="4" w:space="0" w:color="auto"/>
               <w:bottom w:val="dotted" w:sz="4" w:space="0" w:color="auto"/>
@@ -3672,13 +3762,13 @@
                 <w:sz w:val="26"/>
                 <w:szCs w:val="26"/>
               </w:rPr>
-              <w:t>- Xây dựng Class Diagram cho bệnh nhân, lịch hẹn và tiếp nhận.</w:t>
-            </w:r>
-          </w:p>
-        </w:tc>
-        <w:tc>
-          <w:tcPr>
-            <w:tcW w:w="1257" w:type="pct"/>
+              <w:t>- Thiết kế CSDL cho bệnh nhân, lịch hẹn, tiếp nhận và hóa đơn.</w:t>
+            </w:r>
+          </w:p>
+        </w:tc>
+        <w:tc>
+          <w:tcPr>
+            <w:tcW w:w="1156" w:type="pct"/>
             <w:tcBorders>
               <w:top w:val="dotted" w:sz="4" w:space="0" w:color="auto"/>
               <w:bottom w:val="dotted" w:sz="4" w:space="0" w:color="auto"/>
@@ -3742,7 +3832,7 @@
         </w:tc>
         <w:tc>
           <w:tcPr>
-            <w:tcW w:w="1905" w:type="pct"/>
+            <w:tcW w:w="2006" w:type="pct"/>
             <w:tcBorders>
               <w:top w:val="dotted" w:sz="4" w:space="0" w:color="auto"/>
               <w:bottom w:val="dotted" w:sz="4" w:space="0" w:color="auto"/>
@@ -3763,13 +3853,13 @@
                 <w:sz w:val="26"/>
                 <w:szCs w:val="26"/>
               </w:rPr>
-              <w:t>- Xây dựng Class Diagram cho bệnh án, khám chữa bệnh và thống kê.</w:t>
-            </w:r>
-          </w:p>
-        </w:tc>
-        <w:tc>
-          <w:tcPr>
-            <w:tcW w:w="1257" w:type="pct"/>
+              <w:t>- Thiết kế CSDL cho bệnh án, khám chữa bệnh và thống kê.</w:t>
+            </w:r>
+          </w:p>
+        </w:tc>
+        <w:tc>
+          <w:tcPr>
+            <w:tcW w:w="1156" w:type="pct"/>
             <w:tcBorders>
               <w:top w:val="dotted" w:sz="4" w:space="0" w:color="auto"/>
               <w:bottom w:val="dotted" w:sz="4" w:space="0" w:color="auto"/>
@@ -3871,7 +3961,7 @@
                 <w:sz w:val="26"/>
                 <w:szCs w:val="26"/>
               </w:rPr>
-              <w:t>: 28/09</w:t>
+              <w:t>: 21/09</w:t>
             </w:r>
             <w:r>
               <w:rPr>
@@ -3887,7 +3977,7 @@
                 <w:sz w:val="26"/>
                 <w:szCs w:val="26"/>
               </w:rPr>
-              <w:t>n: 04</w:t>
+              <w:t>n: 27</w:t>
             </w:r>
             <w:r>
               <w:rPr>
@@ -3901,33 +3991,33 @@
         </w:tc>
         <w:tc>
           <w:tcPr>
-            <w:tcW w:w="1905" w:type="pct"/>
-            <w:tcBorders>
-              <w:bottom w:val="dotted" w:sz="4" w:space="0" w:color="auto"/>
-            </w:tcBorders>
-            <w:vAlign w:val="center"/>
-          </w:tcPr>
-          <w:p>
-            <w:pPr>
-              <w:rPr>
-                <w:rFonts w:ascii="Times New Roman" w:hAnsi="Times New Roman" w:cs="Times New Roman"/>
-                <w:sz w:val="26"/>
-                <w:szCs w:val="26"/>
-              </w:rPr>
-            </w:pPr>
-            <w:r>
-              <w:rPr>
-                <w:rFonts w:ascii="Times New Roman" w:hAnsi="Times New Roman" w:cs="Times New Roman"/>
-                <w:sz w:val="26"/>
-                <w:szCs w:val="26"/>
-              </w:rPr>
-              <w:t>- Thiết kế CSDL cho tài khoản, nhân viên và phân quyền.</w:t>
-            </w:r>
-          </w:p>
-        </w:tc>
-        <w:tc>
-          <w:tcPr>
-            <w:tcW w:w="1257" w:type="pct"/>
+            <w:tcW w:w="2006" w:type="pct"/>
+            <w:tcBorders>
+              <w:bottom w:val="dotted" w:sz="4" w:space="0" w:color="auto"/>
+            </w:tcBorders>
+            <w:vAlign w:val="center"/>
+          </w:tcPr>
+          <w:p>
+            <w:pPr>
+              <w:rPr>
+                <w:rFonts w:ascii="Times New Roman" w:hAnsi="Times New Roman" w:cs="Times New Roman"/>
+                <w:sz w:val="26"/>
+                <w:szCs w:val="26"/>
+              </w:rPr>
+            </w:pPr>
+            <w:r>
+              <w:rPr>
+                <w:rFonts w:ascii="Times New Roman" w:hAnsi="Times New Roman" w:cs="Times New Roman"/>
+                <w:sz w:val="26"/>
+                <w:szCs w:val="26"/>
+              </w:rPr>
+              <w:t>- Thiết kế giao diện đăng nhập, phân quyền và quản lý nhân viên.</w:t>
+            </w:r>
+          </w:p>
+        </w:tc>
+        <w:tc>
+          <w:tcPr>
+            <w:tcW w:w="1156" w:type="pct"/>
             <w:tcBorders>
               <w:bottom w:val="dotted" w:sz="4" w:space="0" w:color="auto"/>
             </w:tcBorders>
@@ -3971,7 +4061,7 @@
                 <w:sz w:val="26"/>
                 <w:szCs w:val="26"/>
               </w:rPr>
-              <w:t>Hoàn thành thiết kế CSDL.</w:t>
+              <w:t>Hoàn thành giao diện chính.</w:t>
             </w:r>
           </w:p>
         </w:tc>
@@ -3999,7 +4089,7 @@
         </w:tc>
         <w:tc>
           <w:tcPr>
-            <w:tcW w:w="1905" w:type="pct"/>
+            <w:tcW w:w="2006" w:type="pct"/>
             <w:tcBorders>
               <w:top w:val="dotted" w:sz="4" w:space="0" w:color="auto"/>
               <w:bottom w:val="dotted" w:sz="4" w:space="0" w:color="auto"/>
@@ -4020,13 +4110,13 @@
                 <w:sz w:val="26"/>
                 <w:szCs w:val="26"/>
               </w:rPr>
-              <w:t>- Thiết kế CSDL cho dịch vụ, lịch làm việc và phân công.</w:t>
-            </w:r>
-          </w:p>
-        </w:tc>
-        <w:tc>
-          <w:tcPr>
-            <w:tcW w:w="1257" w:type="pct"/>
+              <w:t>- Thiết kế giao diện quản lý dịch vụ, lịch làm việc và phân công.</w:t>
+            </w:r>
+          </w:p>
+        </w:tc>
+        <w:tc>
+          <w:tcPr>
+            <w:tcW w:w="1156" w:type="pct"/>
             <w:tcBorders>
               <w:top w:val="dotted" w:sz="4" w:space="0" w:color="auto"/>
               <w:bottom w:val="dotted" w:sz="4" w:space="0" w:color="auto"/>
@@ -4090,7 +4180,7 @@
         </w:tc>
         <w:tc>
           <w:tcPr>
-            <w:tcW w:w="1905" w:type="pct"/>
+            <w:tcW w:w="2006" w:type="pct"/>
             <w:tcBorders>
               <w:top w:val="dotted" w:sz="4" w:space="0" w:color="auto"/>
               <w:bottom w:val="dotted" w:sz="4" w:space="0" w:color="auto"/>
@@ -4111,13 +4201,13 @@
                 <w:sz w:val="26"/>
                 <w:szCs w:val="26"/>
               </w:rPr>
-              <w:t>- Thiết kế CSDL cho bệnh nhân, lịch hẹn, tiếp nhận và hóa đơn.</w:t>
-            </w:r>
-          </w:p>
-        </w:tc>
-        <w:tc>
-          <w:tcPr>
-            <w:tcW w:w="1257" w:type="pct"/>
+              <w:t>- Thiết kế giao diện quản lý bệnh nhân, lịch hẹn và tiếp nhận.</w:t>
+            </w:r>
+          </w:p>
+        </w:tc>
+        <w:tc>
+          <w:tcPr>
+            <w:tcW w:w="1156" w:type="pct"/>
             <w:tcBorders>
               <w:top w:val="dotted" w:sz="4" w:space="0" w:color="auto"/>
               <w:bottom w:val="dotted" w:sz="4" w:space="0" w:color="auto"/>
@@ -4181,7 +4271,7 @@
         </w:tc>
         <w:tc>
           <w:tcPr>
-            <w:tcW w:w="1905" w:type="pct"/>
+            <w:tcW w:w="2006" w:type="pct"/>
             <w:tcBorders>
               <w:top w:val="dotted" w:sz="4" w:space="0" w:color="auto"/>
               <w:bottom w:val="single" w:sz="4" w:space="0" w:color="auto"/>
@@ -4202,13 +4292,13 @@
                 <w:sz w:val="26"/>
                 <w:szCs w:val="26"/>
               </w:rPr>
-              <w:t>- Thiết kế CSDL cho bệnh án, khám chữa bệnh và thống kê.</w:t>
-            </w:r>
-          </w:p>
-        </w:tc>
-        <w:tc>
-          <w:tcPr>
-            <w:tcW w:w="1257" w:type="pct"/>
+              <w:t>- Thiết kế giao diện hồ sơ bệnh án, khám chữa bệnh và thống kê.</w:t>
+            </w:r>
+          </w:p>
+        </w:tc>
+        <w:tc>
+          <w:tcPr>
+            <w:tcW w:w="1156" w:type="pct"/>
             <w:tcBorders>
               <w:top w:val="dotted" w:sz="4" w:space="0" w:color="auto"/>
               <w:bottom w:val="single" w:sz="4" w:space="0" w:color="auto"/>
@@ -4277,6 +4367,7 @@
                 <w:sz w:val="26"/>
                 <w:szCs w:val="26"/>
               </w:rPr>
+              <w:lastRenderedPageBreak/>
               <w:t>Tuần 09</w:t>
             </w:r>
             <w:r>
@@ -4310,32 +4401,23 @@
                 <w:sz w:val="26"/>
                 <w:szCs w:val="26"/>
               </w:rPr>
-              <w:t>: 05</w:t>
-            </w:r>
-            <w:r>
-              <w:rPr>
-                <w:rFonts w:ascii="Times New Roman" w:hAnsi="Times New Roman" w:cs="Times New Roman"/>
-                <w:sz w:val="26"/>
-                <w:szCs w:val="26"/>
-              </w:rPr>
-              <w:t xml:space="preserve">/10/2026 </w:t>
-            </w:r>
-            <w:r>
-              <w:rPr>
-                <w:rFonts w:ascii="Times New Roman" w:hAnsi="Times New Roman" w:cs="Times New Roman"/>
-                <w:sz w:val="26"/>
-                <w:szCs w:val="26"/>
-              </w:rPr>
-              <w:lastRenderedPageBreak/>
-              <w:t>Đế</w:t>
-            </w:r>
-            <w:r>
-              <w:rPr>
-                <w:rFonts w:ascii="Times New Roman" w:hAnsi="Times New Roman" w:cs="Times New Roman"/>
-                <w:sz w:val="26"/>
-                <w:szCs w:val="26"/>
-              </w:rPr>
-              <w:t>n: 11</w:t>
+              <w:t>: 27</w:t>
+            </w:r>
+            <w:r>
+              <w:rPr>
+                <w:rFonts w:ascii="Times New Roman" w:hAnsi="Times New Roman" w:cs="Times New Roman"/>
+                <w:sz w:val="26"/>
+                <w:szCs w:val="26"/>
+              </w:rPr>
+              <w:t>/10/2026 Đế</w:t>
+            </w:r>
+            <w:r>
+              <w:rPr>
+                <w:rFonts w:ascii="Times New Roman" w:hAnsi="Times New Roman" w:cs="Times New Roman"/>
+                <w:sz w:val="26"/>
+                <w:szCs w:val="26"/>
+              </w:rPr>
+              <w:t>n: 04</w:t>
             </w:r>
             <w:r>
               <w:rPr>
@@ -4349,34 +4431,33 @@
         </w:tc>
         <w:tc>
           <w:tcPr>
-            <w:tcW w:w="1905" w:type="pct"/>
-            <w:tcBorders>
-              <w:bottom w:val="dotted" w:sz="4" w:space="0" w:color="auto"/>
-            </w:tcBorders>
-            <w:vAlign w:val="center"/>
-          </w:tcPr>
-          <w:p>
-            <w:pPr>
-              <w:rPr>
-                <w:rFonts w:ascii="Times New Roman" w:hAnsi="Times New Roman" w:cs="Times New Roman"/>
-                <w:sz w:val="26"/>
-                <w:szCs w:val="26"/>
-              </w:rPr>
-            </w:pPr>
-            <w:r>
-              <w:rPr>
-                <w:rFonts w:ascii="Times New Roman" w:hAnsi="Times New Roman" w:cs="Times New Roman"/>
-                <w:sz w:val="26"/>
-                <w:szCs w:val="26"/>
-              </w:rPr>
-              <w:lastRenderedPageBreak/>
-              <w:t>- Thiết kế giao diện đăng nhập, phân quyền và quản lý nhân viên.</w:t>
-            </w:r>
-          </w:p>
-        </w:tc>
-        <w:tc>
-          <w:tcPr>
-            <w:tcW w:w="1257" w:type="pct"/>
+            <w:tcW w:w="2006" w:type="pct"/>
+            <w:tcBorders>
+              <w:bottom w:val="dotted" w:sz="4" w:space="0" w:color="auto"/>
+            </w:tcBorders>
+            <w:vAlign w:val="center"/>
+          </w:tcPr>
+          <w:p>
+            <w:pPr>
+              <w:rPr>
+                <w:rFonts w:ascii="Times New Roman" w:hAnsi="Times New Roman" w:cs="Times New Roman"/>
+                <w:sz w:val="26"/>
+                <w:szCs w:val="26"/>
+              </w:rPr>
+            </w:pPr>
+            <w:r>
+              <w:rPr>
+                <w:rFonts w:ascii="Times New Roman" w:hAnsi="Times New Roman" w:cs="Times New Roman"/>
+                <w:sz w:val="26"/>
+                <w:szCs w:val="26"/>
+              </w:rPr>
+              <w:t>- Lập trình chức năng đăng nhập.</w:t>
+            </w:r>
+          </w:p>
+        </w:tc>
+        <w:tc>
+          <w:tcPr>
+            <w:tcW w:w="1156" w:type="pct"/>
             <w:tcBorders>
               <w:bottom w:val="dotted" w:sz="4" w:space="0" w:color="auto"/>
             </w:tcBorders>
@@ -4420,7 +4501,16 @@
                 <w:sz w:val="26"/>
                 <w:szCs w:val="26"/>
               </w:rPr>
-              <w:t>Hoàn thành giao diện chính.</w:t>
+              <w:t>Hoàn thành nhóm chức năng quản lý nhân viên</w:t>
+            </w:r>
+            <w:r>
+              <w:rPr>
+                <w:rFonts w:ascii="Times New Roman" w:hAnsi="Times New Roman" w:cs="Times New Roman"/>
+                <w:sz w:val="26"/>
+                <w:szCs w:val="26"/>
+                <w:lang w:val="vi-VN"/>
+              </w:rPr>
+              <w:t>.</w:t>
             </w:r>
           </w:p>
         </w:tc>
@@ -4448,7 +4538,7 @@
         </w:tc>
         <w:tc>
           <w:tcPr>
-            <w:tcW w:w="1905" w:type="pct"/>
+            <w:tcW w:w="2006" w:type="pct"/>
             <w:tcBorders>
               <w:top w:val="dotted" w:sz="4" w:space="0" w:color="auto"/>
               <w:bottom w:val="dotted" w:sz="4" w:space="0" w:color="auto"/>
@@ -4469,13 +4559,13 @@
                 <w:sz w:val="26"/>
                 <w:szCs w:val="26"/>
               </w:rPr>
-              <w:t>- Thiết kế giao diện quản lý dịch vụ, lịch làm việc và phân công.</w:t>
-            </w:r>
-          </w:p>
-        </w:tc>
-        <w:tc>
-          <w:tcPr>
-            <w:tcW w:w="1257" w:type="pct"/>
+              <w:t>- Lập trình chức năng phân quyền.</w:t>
+            </w:r>
+          </w:p>
+        </w:tc>
+        <w:tc>
+          <w:tcPr>
+            <w:tcW w:w="1156" w:type="pct"/>
             <w:tcBorders>
               <w:top w:val="dotted" w:sz="4" w:space="0" w:color="auto"/>
               <w:bottom w:val="dotted" w:sz="4" w:space="0" w:color="auto"/>
@@ -4539,7 +4629,7 @@
         </w:tc>
         <w:tc>
           <w:tcPr>
-            <w:tcW w:w="1905" w:type="pct"/>
+            <w:tcW w:w="2006" w:type="pct"/>
             <w:tcBorders>
               <w:top w:val="dotted" w:sz="4" w:space="0" w:color="auto"/>
               <w:bottom w:val="dotted" w:sz="4" w:space="0" w:color="auto"/>
@@ -4560,13 +4650,13 @@
                 <w:sz w:val="26"/>
                 <w:szCs w:val="26"/>
               </w:rPr>
-              <w:t>- Thiết kế giao diện quản lý bệnh nhân, lịch hẹn và tiếp nhận.</w:t>
-            </w:r>
-          </w:p>
-        </w:tc>
-        <w:tc>
-          <w:tcPr>
-            <w:tcW w:w="1257" w:type="pct"/>
+              <w:t>- Lập trình chức năng quản lý nhân viên.</w:t>
+            </w:r>
+          </w:p>
+        </w:tc>
+        <w:tc>
+          <w:tcPr>
+            <w:tcW w:w="1156" w:type="pct"/>
             <w:tcBorders>
               <w:top w:val="dotted" w:sz="4" w:space="0" w:color="auto"/>
               <w:bottom w:val="dotted" w:sz="4" w:space="0" w:color="auto"/>
@@ -4630,7 +4720,7 @@
         </w:tc>
         <w:tc>
           <w:tcPr>
-            <w:tcW w:w="1905" w:type="pct"/>
+            <w:tcW w:w="2006" w:type="pct"/>
             <w:tcBorders>
               <w:top w:val="dotted" w:sz="4" w:space="0" w:color="auto"/>
               <w:bottom w:val="dotted" w:sz="4" w:space="0" w:color="auto"/>
@@ -4651,13 +4741,13 @@
                 <w:sz w:val="26"/>
                 <w:szCs w:val="26"/>
               </w:rPr>
-              <w:t>- Thiết kế giao diện hồ sơ bệnh án, khám chữa bệnh và thống kê.</w:t>
-            </w:r>
-          </w:p>
-        </w:tc>
-        <w:tc>
-          <w:tcPr>
-            <w:tcW w:w="1257" w:type="pct"/>
+              <w:t>- Lập trình chức năng thêm, sửa, xóa và tìm kiếm nhân viên.</w:t>
+            </w:r>
+          </w:p>
+        </w:tc>
+        <w:tc>
+          <w:tcPr>
+            <w:tcW w:w="1156" w:type="pct"/>
             <w:tcBorders>
               <w:top w:val="dotted" w:sz="4" w:space="0" w:color="auto"/>
               <w:bottom w:val="dotted" w:sz="4" w:space="0" w:color="auto"/>
@@ -4759,7 +4849,7 @@
                 <w:sz w:val="26"/>
                 <w:szCs w:val="26"/>
               </w:rPr>
-              <w:t>: 12</w:t>
+              <w:t>: 05</w:t>
             </w:r>
             <w:r>
               <w:rPr>
@@ -4775,7 +4865,7 @@
                 <w:sz w:val="26"/>
                 <w:szCs w:val="26"/>
               </w:rPr>
-              <w:t>n: 18</w:t>
+              <w:t>n: 11</w:t>
             </w:r>
             <w:r>
               <w:rPr>
@@ -4789,33 +4879,33 @@
         </w:tc>
         <w:tc>
           <w:tcPr>
-            <w:tcW w:w="1905" w:type="pct"/>
-            <w:tcBorders>
-              <w:bottom w:val="dotted" w:sz="4" w:space="0" w:color="auto"/>
-            </w:tcBorders>
-            <w:vAlign w:val="center"/>
-          </w:tcPr>
-          <w:p>
-            <w:pPr>
-              <w:rPr>
-                <w:rFonts w:ascii="Times New Roman" w:hAnsi="Times New Roman" w:cs="Times New Roman"/>
-                <w:sz w:val="26"/>
-                <w:szCs w:val="26"/>
-              </w:rPr>
-            </w:pPr>
-            <w:r>
-              <w:rPr>
-                <w:rFonts w:ascii="Times New Roman" w:hAnsi="Times New Roman" w:cs="Times New Roman"/>
-                <w:sz w:val="26"/>
-                <w:szCs w:val="26"/>
-              </w:rPr>
-              <w:t>- Lập trình chức năng đăng nhập.</w:t>
-            </w:r>
-          </w:p>
-        </w:tc>
-        <w:tc>
-          <w:tcPr>
-            <w:tcW w:w="1257" w:type="pct"/>
+            <w:tcW w:w="2006" w:type="pct"/>
+            <w:tcBorders>
+              <w:bottom w:val="dotted" w:sz="4" w:space="0" w:color="auto"/>
+            </w:tcBorders>
+            <w:vAlign w:val="center"/>
+          </w:tcPr>
+          <w:p>
+            <w:pPr>
+              <w:rPr>
+                <w:rFonts w:ascii="Times New Roman" w:hAnsi="Times New Roman" w:cs="Times New Roman"/>
+                <w:sz w:val="26"/>
+                <w:szCs w:val="26"/>
+              </w:rPr>
+            </w:pPr>
+            <w:r>
+              <w:rPr>
+                <w:rFonts w:ascii="Times New Roman" w:hAnsi="Times New Roman" w:cs="Times New Roman"/>
+                <w:sz w:val="26"/>
+                <w:szCs w:val="26"/>
+              </w:rPr>
+              <w:t>- Lập trình quản lý dịch vụ nha khoa.</w:t>
+            </w:r>
+          </w:p>
+        </w:tc>
+        <w:tc>
+          <w:tcPr>
+            <w:tcW w:w="1156" w:type="pct"/>
             <w:tcBorders>
               <w:bottom w:val="dotted" w:sz="4" w:space="0" w:color="auto"/>
             </w:tcBorders>
@@ -4860,16 +4950,7 @@
                 <w:sz w:val="26"/>
                 <w:szCs w:val="26"/>
               </w:rPr>
-              <w:t>Hoàn thành nhóm chức năng quản lý nhân viên</w:t>
-            </w:r>
-            <w:r>
-              <w:rPr>
-                <w:rFonts w:ascii="Times New Roman" w:hAnsi="Times New Roman" w:cs="Times New Roman"/>
-                <w:sz w:val="26"/>
-                <w:szCs w:val="26"/>
-                <w:lang w:val="vi-VN"/>
-              </w:rPr>
-              <w:t>.</w:t>
+              <w:t>Hoàn thành nhóm chức năng dịch vụ và lịch làm việc.</w:t>
             </w:r>
           </w:p>
         </w:tc>
@@ -4897,7 +4978,7 @@
         </w:tc>
         <w:tc>
           <w:tcPr>
-            <w:tcW w:w="1905" w:type="pct"/>
+            <w:tcW w:w="2006" w:type="pct"/>
             <w:tcBorders>
               <w:top w:val="dotted" w:sz="4" w:space="0" w:color="auto"/>
               <w:bottom w:val="dotted" w:sz="4" w:space="0" w:color="auto"/>
@@ -4918,13 +4999,13 @@
                 <w:sz w:val="26"/>
                 <w:szCs w:val="26"/>
               </w:rPr>
-              <w:t>- Lập trình chức năng phân quyền.</w:t>
-            </w:r>
-          </w:p>
-        </w:tc>
-        <w:tc>
-          <w:tcPr>
-            <w:tcW w:w="1257" w:type="pct"/>
+              <w:t>- Lập trình quản lý lịch làm việc.</w:t>
+            </w:r>
+          </w:p>
+        </w:tc>
+        <w:tc>
+          <w:tcPr>
+            <w:tcW w:w="1156" w:type="pct"/>
             <w:tcBorders>
               <w:top w:val="dotted" w:sz="4" w:space="0" w:color="auto"/>
               <w:bottom w:val="dotted" w:sz="4" w:space="0" w:color="auto"/>
@@ -4988,7 +5069,7 @@
         </w:tc>
         <w:tc>
           <w:tcPr>
-            <w:tcW w:w="1905" w:type="pct"/>
+            <w:tcW w:w="2006" w:type="pct"/>
             <w:tcBorders>
               <w:top w:val="dotted" w:sz="4" w:space="0" w:color="auto"/>
               <w:bottom w:val="dotted" w:sz="4" w:space="0" w:color="auto"/>
@@ -5009,13 +5090,13 @@
                 <w:sz w:val="26"/>
                 <w:szCs w:val="26"/>
               </w:rPr>
-              <w:t>- Lập trình chức năng quản lý nhân viên.</w:t>
-            </w:r>
-          </w:p>
-        </w:tc>
-        <w:tc>
-          <w:tcPr>
-            <w:tcW w:w="1257" w:type="pct"/>
+              <w:t>- Lập trình phân công lịch làm việc cho nhân viên.</w:t>
+            </w:r>
+          </w:p>
+        </w:tc>
+        <w:tc>
+          <w:tcPr>
+            <w:tcW w:w="1156" w:type="pct"/>
             <w:tcBorders>
               <w:top w:val="dotted" w:sz="4" w:space="0" w:color="auto"/>
               <w:bottom w:val="dotted" w:sz="4" w:space="0" w:color="auto"/>
@@ -5079,7 +5160,7 @@
         </w:tc>
         <w:tc>
           <w:tcPr>
-            <w:tcW w:w="1905" w:type="pct"/>
+            <w:tcW w:w="2006" w:type="pct"/>
             <w:tcBorders>
               <w:top w:val="dotted" w:sz="4" w:space="0" w:color="auto"/>
               <w:bottom w:val="single" w:sz="4" w:space="0" w:color="auto"/>
@@ -5100,13 +5181,13 @@
                 <w:sz w:val="26"/>
                 <w:szCs w:val="26"/>
               </w:rPr>
-              <w:t>- Lập trình chức năng thêm, sửa, xóa và tìm kiếm nhân viên.</w:t>
-            </w:r>
-          </w:p>
-        </w:tc>
-        <w:tc>
-          <w:tcPr>
-            <w:tcW w:w="1257" w:type="pct"/>
+              <w:t>- Lập trình thêm, sửa, xóa và tìm kiếm dữ liệu.</w:t>
+            </w:r>
+          </w:p>
+        </w:tc>
+        <w:tc>
+          <w:tcPr>
+            <w:tcW w:w="1156" w:type="pct"/>
             <w:tcBorders>
               <w:top w:val="dotted" w:sz="4" w:space="0" w:color="auto"/>
               <w:bottom w:val="single" w:sz="4" w:space="0" w:color="auto"/>
@@ -5201,7 +5282,7 @@
                 <w:sz w:val="26"/>
                 <w:szCs w:val="26"/>
               </w:rPr>
-              <w:t>: 19</w:t>
+              <w:t>: 12</w:t>
             </w:r>
             <w:r>
               <w:rPr>
@@ -5217,7 +5298,7 @@
                 <w:sz w:val="26"/>
                 <w:szCs w:val="26"/>
               </w:rPr>
-              <w:t>n: 25/10</w:t>
+              <w:t>n: 28/10</w:t>
             </w:r>
             <w:r>
               <w:rPr>
@@ -5231,33 +5312,33 @@
         </w:tc>
         <w:tc>
           <w:tcPr>
-            <w:tcW w:w="1905" w:type="pct"/>
-            <w:tcBorders>
-              <w:bottom w:val="dotted" w:sz="4" w:space="0" w:color="auto"/>
-            </w:tcBorders>
-            <w:vAlign w:val="center"/>
-          </w:tcPr>
-          <w:p>
-            <w:pPr>
-              <w:rPr>
-                <w:rFonts w:ascii="Times New Roman" w:hAnsi="Times New Roman" w:cs="Times New Roman"/>
-                <w:sz w:val="26"/>
-                <w:szCs w:val="26"/>
-              </w:rPr>
-            </w:pPr>
-            <w:r>
-              <w:rPr>
-                <w:rFonts w:ascii="Times New Roman" w:hAnsi="Times New Roman" w:cs="Times New Roman"/>
-                <w:sz w:val="26"/>
-                <w:szCs w:val="26"/>
-              </w:rPr>
-              <w:t>- Lập trình quản lý dịch vụ nha khoa.</w:t>
-            </w:r>
-          </w:p>
-        </w:tc>
-        <w:tc>
-          <w:tcPr>
-            <w:tcW w:w="1257" w:type="pct"/>
+            <w:tcW w:w="2006" w:type="pct"/>
+            <w:tcBorders>
+              <w:bottom w:val="dotted" w:sz="4" w:space="0" w:color="auto"/>
+            </w:tcBorders>
+            <w:vAlign w:val="center"/>
+          </w:tcPr>
+          <w:p>
+            <w:pPr>
+              <w:rPr>
+                <w:rFonts w:ascii="Times New Roman" w:hAnsi="Times New Roman" w:cs="Times New Roman"/>
+                <w:sz w:val="26"/>
+                <w:szCs w:val="26"/>
+              </w:rPr>
+            </w:pPr>
+            <w:r>
+              <w:rPr>
+                <w:rFonts w:ascii="Times New Roman" w:hAnsi="Times New Roman" w:cs="Times New Roman"/>
+                <w:sz w:val="26"/>
+                <w:szCs w:val="26"/>
+              </w:rPr>
+              <w:t>- Lập trình quản lý thông tin bệnh nhân, quản lý hồ sơ bệnh án.</w:t>
+            </w:r>
+          </w:p>
+        </w:tc>
+        <w:tc>
+          <w:tcPr>
+            <w:tcW w:w="1156" w:type="pct"/>
             <w:tcBorders>
               <w:bottom w:val="dotted" w:sz="4" w:space="0" w:color="auto"/>
             </w:tcBorders>
@@ -5301,7 +5382,15 @@
                 <w:sz w:val="26"/>
                 <w:szCs w:val="26"/>
               </w:rPr>
-              <w:t>Hoàn thành nhóm chức năng dịch vụ và lịch làm việc.</w:t>
+              <w:t xml:space="preserve">Hoàn thành nhóm chức năng </w:t>
+            </w:r>
+            <w:r>
+              <w:rPr>
+                <w:rFonts w:ascii="Times New Roman" w:hAnsi="Times New Roman" w:cs="Times New Roman"/>
+                <w:sz w:val="26"/>
+                <w:szCs w:val="26"/>
+              </w:rPr>
+              <w:t>,kiểm thử và tích hợp toàn bộ dự án.</w:t>
             </w:r>
           </w:p>
         </w:tc>
@@ -5329,7 +5418,7 @@
         </w:tc>
         <w:tc>
           <w:tcPr>
-            <w:tcW w:w="1905" w:type="pct"/>
+            <w:tcW w:w="2006" w:type="pct"/>
             <w:tcBorders>
               <w:top w:val="dotted" w:sz="4" w:space="0" w:color="auto"/>
               <w:bottom w:val="dotted" w:sz="4" w:space="0" w:color="auto"/>
@@ -5350,13 +5439,13 @@
                 <w:sz w:val="26"/>
                 <w:szCs w:val="26"/>
               </w:rPr>
-              <w:t>- Lập trình quản lý lịch làm việc.</w:t>
-            </w:r>
-          </w:p>
-        </w:tc>
-        <w:tc>
-          <w:tcPr>
-            <w:tcW w:w="1257" w:type="pct"/>
+              <w:t>- Lập trình quản lý lịch hẹn, thông tin khám và kết quả điều trị.</w:t>
+            </w:r>
+          </w:p>
+        </w:tc>
+        <w:tc>
+          <w:tcPr>
+            <w:tcW w:w="1156" w:type="pct"/>
             <w:tcBorders>
               <w:top w:val="dotted" w:sz="4" w:space="0" w:color="auto"/>
               <w:bottom w:val="dotted" w:sz="4" w:space="0" w:color="auto"/>
@@ -5420,7 +5509,7 @@
         </w:tc>
         <w:tc>
           <w:tcPr>
-            <w:tcW w:w="1905" w:type="pct"/>
+            <w:tcW w:w="2006" w:type="pct"/>
             <w:tcBorders>
               <w:top w:val="dotted" w:sz="4" w:space="0" w:color="auto"/>
               <w:bottom w:val="dotted" w:sz="4" w:space="0" w:color="auto"/>
@@ -5441,13 +5530,13 @@
                 <w:sz w:val="26"/>
                 <w:szCs w:val="26"/>
               </w:rPr>
-              <w:t>- Lập trình phân công lịch làm việc cho nhân viên.</w:t>
-            </w:r>
-          </w:p>
-        </w:tc>
-        <w:tc>
-          <w:tcPr>
-            <w:tcW w:w="1257" w:type="pct"/>
+              <w:t>- Lập trình tiếp nhận bệnh nhân, thanh toán và lập hóa đơn.</w:t>
+            </w:r>
+          </w:p>
+        </w:tc>
+        <w:tc>
+          <w:tcPr>
+            <w:tcW w:w="1156" w:type="pct"/>
             <w:tcBorders>
               <w:top w:val="dotted" w:sz="4" w:space="0" w:color="auto"/>
               <w:bottom w:val="dotted" w:sz="4" w:space="0" w:color="auto"/>
@@ -5511,7 +5600,7 @@
         </w:tc>
         <w:tc>
           <w:tcPr>
-            <w:tcW w:w="1905" w:type="pct"/>
+            <w:tcW w:w="2006" w:type="pct"/>
             <w:tcBorders>
               <w:top w:val="dotted" w:sz="4" w:space="0" w:color="auto"/>
             </w:tcBorders>
@@ -5531,13 +5620,13 @@
                 <w:sz w:val="26"/>
                 <w:szCs w:val="26"/>
               </w:rPr>
-              <w:t>- Lập trình thêm, sửa, xóa và tìm kiếm dữ liệu.</w:t>
-            </w:r>
-          </w:p>
-        </w:tc>
-        <w:tc>
-          <w:tcPr>
-            <w:tcW w:w="1257" w:type="pct"/>
+              <w:t>- Lập trình check-in, tra cứu bệnh nhân và thống kê doanh thu.</w:t>
+            </w:r>
+          </w:p>
+        </w:tc>
+        <w:tc>
+          <w:tcPr>
+            <w:tcW w:w="1156" w:type="pct"/>
             <w:tcBorders>
               <w:top w:val="dotted" w:sz="4" w:space="0" w:color="auto"/>
             </w:tcBorders>
@@ -5565,6 +5654,9 @@
           <w:tcPr>
             <w:tcW w:w="986" w:type="pct"/>
             <w:vMerge/>
+            <w:tcBorders>
+              <w:bottom w:val="single" w:sz="4" w:space="0" w:color="auto"/>
+            </w:tcBorders>
           </w:tcPr>
           <w:p>
             <w:pPr>
@@ -5628,7 +5720,7 @@
                 <w:sz w:val="26"/>
                 <w:szCs w:val="26"/>
               </w:rPr>
-              <w:t>: 26/10</w:t>
+              <w:t>: 19/10</w:t>
             </w:r>
             <w:r>
               <w:rPr>
@@ -5644,7 +5736,7 @@
                 <w:sz w:val="26"/>
                 <w:szCs w:val="26"/>
               </w:rPr>
-              <w:t>n: 01</w:t>
+              <w:t>n: 25</w:t>
             </w:r>
             <w:r>
               <w:rPr>
@@ -5658,33 +5750,42 @@
         </w:tc>
         <w:tc>
           <w:tcPr>
-            <w:tcW w:w="1905" w:type="pct"/>
-            <w:tcBorders>
-              <w:bottom w:val="dotted" w:sz="4" w:space="0" w:color="auto"/>
-            </w:tcBorders>
-            <w:vAlign w:val="center"/>
-          </w:tcPr>
-          <w:p>
-            <w:pPr>
-              <w:rPr>
-                <w:rFonts w:ascii="Times New Roman" w:hAnsi="Times New Roman" w:cs="Times New Roman"/>
-                <w:sz w:val="26"/>
-                <w:szCs w:val="26"/>
-              </w:rPr>
-            </w:pPr>
-            <w:r>
-              <w:rPr>
-                <w:rFonts w:ascii="Times New Roman" w:hAnsi="Times New Roman" w:cs="Times New Roman"/>
-                <w:sz w:val="26"/>
-                <w:szCs w:val="26"/>
-              </w:rPr>
-              <w:t>- Lập trình quản lý thông tin bệnh nhân.</w:t>
-            </w:r>
-          </w:p>
-        </w:tc>
-        <w:tc>
-          <w:tcPr>
-            <w:tcW w:w="1257" w:type="pct"/>
+            <w:tcW w:w="2006" w:type="pct"/>
+            <w:tcBorders>
+              <w:bottom w:val="dotted" w:sz="4" w:space="0" w:color="auto"/>
+            </w:tcBorders>
+            <w:vAlign w:val="center"/>
+          </w:tcPr>
+          <w:p>
+            <w:pPr>
+              <w:rPr>
+                <w:rFonts w:ascii="Times New Roman" w:hAnsi="Times New Roman" w:cs="Times New Roman"/>
+                <w:sz w:val="26"/>
+                <w:szCs w:val="26"/>
+              </w:rPr>
+            </w:pPr>
+            <w:r>
+              <w:rPr>
+                <w:rFonts w:ascii="Times New Roman" w:hAnsi="Times New Roman" w:cs="Times New Roman"/>
+                <w:sz w:val="26"/>
+                <w:szCs w:val="26"/>
+              </w:rPr>
+              <w:t>- Kiểm thử chức năng bệnh nhân, hồ sơ bệnh án và sửa lỗi liên quan.</w:t>
+            </w:r>
+            <w:r>
+              <w:rPr>
+                <w:rFonts w:ascii="Times New Roman" w:hAnsi="Times New Roman" w:cs="Times New Roman"/>
+                <w:sz w:val="26"/>
+                <w:szCs w:val="26"/>
+              </w:rPr>
+              <w:br/>
+              <w:t>- Tham gia tích hợp, hoàn thiện giao diện, báo cáo và chuẩn bị thuyết trình.</w:t>
+            </w:r>
+          </w:p>
+        </w:tc>
+        <w:tc>
+          <w:tcPr>
+            <w:tcW w:w="1156" w:type="pct"/>
             <w:tcBorders>
               <w:bottom w:val="dotted" w:sz="4" w:space="0" w:color="auto"/>
             </w:tcBorders>
@@ -5728,7 +5829,7 @@
                 <w:sz w:val="26"/>
                 <w:szCs w:val="26"/>
               </w:rPr>
-              <w:t>Hoàn thành nhóm chức năng lễ tân.</w:t>
+              <w:t>Hoàn Thành Dự án</w:t>
             </w:r>
           </w:p>
         </w:tc>
@@ -5756,7 +5857,7 @@
         </w:tc>
         <w:tc>
           <w:tcPr>
-            <w:tcW w:w="1905" w:type="pct"/>
+            <w:tcW w:w="2006" w:type="pct"/>
             <w:tcBorders>
               <w:top w:val="dotted" w:sz="4" w:space="0" w:color="auto"/>
               <w:bottom w:val="dotted" w:sz="4" w:space="0" w:color="auto"/>
@@ -5777,13 +5878,22 @@
                 <w:sz w:val="26"/>
                 <w:szCs w:val="26"/>
               </w:rPr>
-              <w:t>- Lập trình quản lý lịch hẹn.</w:t>
-            </w:r>
-          </w:p>
-        </w:tc>
-        <w:tc>
-          <w:tcPr>
-            <w:tcW w:w="1257" w:type="pct"/>
+              <w:t>- Kiểm thử dịch vụ, lịch làm việc, phân công và chức năng khám chữa bệnh.</w:t>
+            </w:r>
+            <w:r>
+              <w:rPr>
+                <w:rFonts w:ascii="Times New Roman" w:hAnsi="Times New Roman" w:cs="Times New Roman"/>
+                <w:sz w:val="26"/>
+                <w:szCs w:val="26"/>
+              </w:rPr>
+              <w:br/>
+              <w:t>- Tham gia tích hợp, hoàn thiện giao diện, báo cáo và chuẩn bị demo.</w:t>
+            </w:r>
+          </w:p>
+        </w:tc>
+        <w:tc>
+          <w:tcPr>
+            <w:tcW w:w="1156" w:type="pct"/>
             <w:tcBorders>
               <w:top w:val="dotted" w:sz="4" w:space="0" w:color="auto"/>
               <w:bottom w:val="dotted" w:sz="4" w:space="0" w:color="auto"/>
@@ -5847,7 +5957,7 @@
         </w:tc>
         <w:tc>
           <w:tcPr>
-            <w:tcW w:w="1905" w:type="pct"/>
+            <w:tcW w:w="2006" w:type="pct"/>
             <w:tcBorders>
               <w:top w:val="dotted" w:sz="4" w:space="0" w:color="auto"/>
               <w:bottom w:val="dotted" w:sz="4" w:space="0" w:color="auto"/>
@@ -5868,13 +5978,22 @@
                 <w:sz w:val="26"/>
                 <w:szCs w:val="26"/>
               </w:rPr>
-              <w:t>- Lập trình tiếp nhận bệnh nhân.</w:t>
-            </w:r>
-          </w:p>
-        </w:tc>
-        <w:tc>
-          <w:tcPr>
-            <w:tcW w:w="1257" w:type="pct"/>
+              <w:t>- Kiểm thử chức năng tiếp nhận, lịch hẹn và thanh toán.</w:t>
+            </w:r>
+            <w:r>
+              <w:rPr>
+                <w:rFonts w:ascii="Times New Roman" w:hAnsi="Times New Roman" w:cs="Times New Roman"/>
+                <w:sz w:val="26"/>
+                <w:szCs w:val="26"/>
+              </w:rPr>
+              <w:br/>
+              <w:t>- Tham gia tích hợp, hoàn thiện dữ liệu mẫu, đóng gói chương trình và CSDL.</w:t>
+            </w:r>
+          </w:p>
+        </w:tc>
+        <w:tc>
+          <w:tcPr>
+            <w:tcW w:w="1156" w:type="pct"/>
             <w:tcBorders>
               <w:top w:val="dotted" w:sz="4" w:space="0" w:color="auto"/>
               <w:bottom w:val="dotted" w:sz="4" w:space="0" w:color="auto"/>
@@ -5938,7 +6057,7 @@
         </w:tc>
         <w:tc>
           <w:tcPr>
-            <w:tcW w:w="1905" w:type="pct"/>
+            <w:tcW w:w="2006" w:type="pct"/>
             <w:tcBorders>
               <w:top w:val="dotted" w:sz="4" w:space="0" w:color="auto"/>
               <w:bottom w:val="dotted" w:sz="4" w:space="0" w:color="auto"/>
@@ -5959,13 +6078,22 @@
                 <w:sz w:val="26"/>
                 <w:szCs w:val="26"/>
               </w:rPr>
-              <w:t>- Lập trình chức năng check-in và tra cứu bệnh nhân.</w:t>
-            </w:r>
-          </w:p>
-        </w:tc>
-        <w:tc>
-          <w:tcPr>
-            <w:tcW w:w="1257" w:type="pct"/>
+              <w:t>- Kiểm thử thống kê và các chức năng liên quan.</w:t>
+            </w:r>
+            <w:r>
+              <w:rPr>
+                <w:rFonts w:ascii="Times New Roman" w:hAnsi="Times New Roman" w:cs="Times New Roman"/>
+                <w:sz w:val="26"/>
+                <w:szCs w:val="26"/>
+              </w:rPr>
+              <w:br/>
+              <w:t>- Sửa lỗi, tích hợp hệ thống, hoàn thiện slide, demo và chuẩn bị hồ sơ nộp bài.</w:t>
+            </w:r>
+          </w:p>
+        </w:tc>
+        <w:tc>
+          <w:tcPr>
+            <w:tcW w:w="1156" w:type="pct"/>
             <w:tcBorders>
               <w:top w:val="dotted" w:sz="4" w:space="0" w:color="auto"/>
               <w:bottom w:val="dotted" w:sz="4" w:space="0" w:color="auto"/>
@@ -5994,9 +6122,6 @@
           <w:tcPr>
             <w:tcW w:w="986" w:type="pct"/>
             <w:vMerge/>
-            <w:tcBorders>
-              <w:bottom w:val="dotted" w:sz="4" w:space="0" w:color="auto"/>
-            </w:tcBorders>
           </w:tcPr>
           <w:p>
             <w:pPr>
@@ -6016,7 +6141,7 @@
         <w:tc>
           <w:tcPr>
             <w:tcW w:w="852" w:type="pct"/>
-            <w:vMerge w:val="restart"/>
+            <w:vMerge/>
             <w:vAlign w:val="center"/>
           </w:tcPr>
           <w:p>
@@ -6028,215 +6153,86 @@
                 <w:szCs w:val="26"/>
               </w:rPr>
             </w:pPr>
-            <w:r>
-              <w:rPr>
-                <w:rFonts w:ascii="Times New Roman" w:hAnsi="Times New Roman" w:cs="Times New Roman"/>
-                <w:b/>
-                <w:sz w:val="26"/>
-                <w:szCs w:val="26"/>
-              </w:rPr>
-              <w:t xml:space="preserve">Tuần 13 </w:t>
-            </w:r>
-          </w:p>
-          <w:p>
-            <w:pPr>
-              <w:rPr>
-                <w:rFonts w:ascii="Times New Roman" w:hAnsi="Times New Roman" w:cs="Times New Roman"/>
-                <w:sz w:val="26"/>
-                <w:szCs w:val="26"/>
-              </w:rPr>
-            </w:pPr>
-            <w:r>
-              <w:rPr>
-                <w:rFonts w:ascii="Times New Roman" w:hAnsi="Times New Roman" w:cs="Times New Roman"/>
-                <w:sz w:val="26"/>
-                <w:szCs w:val="26"/>
-              </w:rPr>
-              <w:t>(Từ</w:t>
-            </w:r>
-            <w:r>
-              <w:rPr>
-                <w:rFonts w:ascii="Times New Roman" w:hAnsi="Times New Roman" w:cs="Times New Roman"/>
-                <w:sz w:val="26"/>
-                <w:szCs w:val="26"/>
-              </w:rPr>
-              <w:t>: 02</w:t>
-            </w:r>
-            <w:r>
-              <w:rPr>
-                <w:rFonts w:ascii="Times New Roman" w:hAnsi="Times New Roman" w:cs="Times New Roman"/>
-                <w:sz w:val="26"/>
-                <w:szCs w:val="26"/>
-              </w:rPr>
-              <w:t>/11/2026 Đế</w:t>
-            </w:r>
-            <w:r>
-              <w:rPr>
-                <w:rFonts w:ascii="Times New Roman" w:hAnsi="Times New Roman" w:cs="Times New Roman"/>
-                <w:sz w:val="26"/>
-                <w:szCs w:val="26"/>
-              </w:rPr>
-              <w:t>n: 08</w:t>
-            </w:r>
-            <w:r>
-              <w:rPr>
-                <w:rFonts w:ascii="Times New Roman" w:hAnsi="Times New Roman" w:cs="Times New Roman"/>
-                <w:sz w:val="26"/>
-                <w:szCs w:val="26"/>
-              </w:rPr>
-              <w:t>/11/2026)</w:t>
-            </w:r>
-          </w:p>
-        </w:tc>
-        <w:tc>
-          <w:tcPr>
-            <w:tcW w:w="1905" w:type="pct"/>
-            <w:tcBorders>
-              <w:bottom w:val="dotted" w:sz="4" w:space="0" w:color="auto"/>
-            </w:tcBorders>
-            <w:vAlign w:val="center"/>
-          </w:tcPr>
-          <w:p>
-            <w:pPr>
-              <w:rPr>
-                <w:rFonts w:ascii="Times New Roman" w:hAnsi="Times New Roman" w:cs="Times New Roman"/>
-                <w:sz w:val="26"/>
-                <w:szCs w:val="26"/>
-              </w:rPr>
-            </w:pPr>
-            <w:r>
-              <w:rPr>
-                <w:rFonts w:ascii="Times New Roman" w:hAnsi="Times New Roman" w:cs="Times New Roman"/>
-                <w:sz w:val="26"/>
-                <w:szCs w:val="26"/>
-              </w:rPr>
-              <w:t>- Lập trình quản lý hồ sơ bệnh án.</w:t>
-            </w:r>
-          </w:p>
-        </w:tc>
-        <w:tc>
-          <w:tcPr>
-            <w:tcW w:w="1257" w:type="pct"/>
-            <w:tcBorders>
-              <w:bottom w:val="dotted" w:sz="4" w:space="0" w:color="auto"/>
-            </w:tcBorders>
-            <w:vAlign w:val="center"/>
-          </w:tcPr>
-          <w:p>
-            <w:pPr>
-              <w:rPr>
-                <w:rFonts w:ascii="Times New Roman" w:hAnsi="Times New Roman" w:cs="Times New Roman"/>
-                <w:sz w:val="26"/>
-                <w:szCs w:val="26"/>
-              </w:rPr>
-            </w:pPr>
-            <w:r>
-              <w:rPr>
-                <w:rFonts w:ascii="Times New Roman" w:hAnsi="Times New Roman" w:cs="Times New Roman"/>
-                <w:bCs/>
-                <w:sz w:val="26"/>
-                <w:szCs w:val="26"/>
-              </w:rPr>
-              <w:t>Nguyễn Trường Giang</w:t>
-            </w:r>
-          </w:p>
-        </w:tc>
-        <w:tc>
-          <w:tcPr>
-            <w:tcW w:w="986" w:type="pct"/>
-            <w:vMerge w:val="restart"/>
-          </w:tcPr>
-          <w:p>
-            <w:pPr>
-              <w:rPr>
-                <w:rFonts w:ascii="Times New Roman" w:hAnsi="Times New Roman" w:cs="Times New Roman"/>
-                <w:sz w:val="26"/>
-                <w:szCs w:val="26"/>
-              </w:rPr>
-            </w:pPr>
-            <w:r>
-              <w:rPr>
-                <w:rFonts w:ascii="Times New Roman" w:hAnsi="Times New Roman" w:cs="Times New Roman"/>
-                <w:sz w:val="26"/>
-                <w:szCs w:val="26"/>
-              </w:rPr>
-              <w:t>Hoàn thành nhóm chức năng khám chữa bệnh và thống kê.</w:t>
-            </w:r>
-          </w:p>
-        </w:tc>
-      </w:tr>
-      <w:tr>
-        <w:trPr>
-          <w:trHeight w:val="300"/>
-        </w:trPr>
-        <w:tc>
-          <w:tcPr>
-            <w:tcW w:w="852" w:type="pct"/>
-            <w:vMerge/>
-            <w:vAlign w:val="center"/>
-          </w:tcPr>
-          <w:p>
-            <w:pPr>
-              <w:rPr>
-                <w:rFonts w:ascii="Times New Roman" w:hAnsi="Times New Roman" w:cs="Times New Roman"/>
-                <w:b/>
-                <w:sz w:val="26"/>
-                <w:szCs w:val="26"/>
-              </w:rPr>
-            </w:pPr>
-          </w:p>
-        </w:tc>
-        <w:tc>
-          <w:tcPr>
-            <w:tcW w:w="1905" w:type="pct"/>
+          </w:p>
+        </w:tc>
+        <w:tc>
+          <w:tcPr>
+            <w:tcW w:w="2006" w:type="pct"/>
             <w:tcBorders>
               <w:top w:val="dotted" w:sz="4" w:space="0" w:color="auto"/>
-              <w:bottom w:val="dotted" w:sz="4" w:space="0" w:color="auto"/>
-            </w:tcBorders>
-            <w:vAlign w:val="center"/>
-          </w:tcPr>
-          <w:p>
-            <w:pPr>
-              <w:rPr>
-                <w:rFonts w:ascii="Times New Roman" w:hAnsi="Times New Roman" w:cs="Times New Roman"/>
-                <w:sz w:val="26"/>
-                <w:szCs w:val="26"/>
-              </w:rPr>
-            </w:pPr>
-            <w:r>
-              <w:rPr>
-                <w:rFonts w:ascii="Times New Roman" w:hAnsi="Times New Roman" w:cs="Times New Roman"/>
-                <w:sz w:val="26"/>
-                <w:szCs w:val="26"/>
-              </w:rPr>
-              <w:t>- Lập trình thông tin khám và kết quả điều trị.</w:t>
-            </w:r>
-          </w:p>
-        </w:tc>
-        <w:tc>
-          <w:tcPr>
-            <w:tcW w:w="1257" w:type="pct"/>
+              <w:bottom w:val="single" w:sz="4" w:space="0" w:color="auto"/>
+            </w:tcBorders>
+            <w:vAlign w:val="center"/>
+          </w:tcPr>
+          <w:p>
+            <w:pPr>
+              <w:rPr>
+                <w:rFonts w:ascii="Times New Roman" w:hAnsi="Times New Roman" w:cs="Times New Roman"/>
+                <w:sz w:val="26"/>
+                <w:szCs w:val="26"/>
+              </w:rPr>
+            </w:pPr>
+            <w:r>
+              <w:rPr>
+                <w:rStyle w:val="Strong"/>
+              </w:rPr>
+              <w:t>-</w:t>
+            </w:r>
+            <w:r>
+              <w:rPr>
+                <w:rFonts w:ascii="Times New Roman" w:hAnsi="Times New Roman" w:cs="Times New Roman"/>
+                <w:sz w:val="26"/>
+                <w:szCs w:val="26"/>
+              </w:rPr>
+              <w:t xml:space="preserve">Tích hợp và kiểm tra toàn bộ hệ </w:t>
+            </w:r>
+            <w:bookmarkStart w:id="0" w:name="_GoBack"/>
+            <w:bookmarkEnd w:id="0"/>
+            <w:r>
+              <w:rPr>
+                <w:rFonts w:ascii="Times New Roman" w:hAnsi="Times New Roman" w:cs="Times New Roman"/>
+                <w:sz w:val="26"/>
+                <w:szCs w:val="26"/>
+              </w:rPr>
+              <w:t xml:space="preserve">thống, sửa lỗi chung, hoàn thiện </w:t>
+            </w:r>
+            <w:r>
+              <w:rPr>
+                <w:rFonts w:ascii="Times New Roman" w:hAnsi="Times New Roman" w:cs="Times New Roman"/>
+                <w:sz w:val="26"/>
+                <w:szCs w:val="26"/>
+              </w:rPr>
+              <w:lastRenderedPageBreak/>
+              <w:t>báo cáo, slide, demo và nộp sản phẩm.</w:t>
+            </w:r>
+          </w:p>
+        </w:tc>
+        <w:tc>
+          <w:tcPr>
+            <w:tcW w:w="1156" w:type="pct"/>
             <w:tcBorders>
               <w:top w:val="dotted" w:sz="4" w:space="0" w:color="auto"/>
-              <w:bottom w:val="dotted" w:sz="4" w:space="0" w:color="auto"/>
-            </w:tcBorders>
-            <w:vAlign w:val="center"/>
-          </w:tcPr>
-          <w:p>
-            <w:pPr>
-              <w:rPr>
-                <w:rFonts w:ascii="Times New Roman" w:hAnsi="Times New Roman" w:cs="Times New Roman"/>
-                <w:sz w:val="26"/>
-                <w:szCs w:val="26"/>
-              </w:rPr>
-            </w:pPr>
-            <w:r>
-              <w:rPr>
-                <w:rFonts w:ascii="Times New Roman" w:hAnsi="Times New Roman" w:cs="Times New Roman"/>
-                <w:sz w:val="26"/>
-                <w:szCs w:val="26"/>
-              </w:rPr>
-              <w:t>Trịnh Hoàng Nam</w:t>
+              <w:bottom w:val="single" w:sz="4" w:space="0" w:color="auto"/>
+            </w:tcBorders>
+            <w:vAlign w:val="center"/>
+          </w:tcPr>
+          <w:p>
+            <w:pPr>
+              <w:rPr>
+                <w:rFonts w:ascii="Times New Roman" w:hAnsi="Times New Roman" w:cs="Times New Roman"/>
+                <w:sz w:val="26"/>
+                <w:szCs w:val="26"/>
+                <w:lang w:val="vi-VN"/>
+              </w:rPr>
+            </w:pPr>
+            <w:r>
+              <w:rPr>
+                <w:rFonts w:ascii="Times New Roman" w:hAnsi="Times New Roman" w:cs="Times New Roman"/>
+                <w:sz w:val="26"/>
+                <w:szCs w:val="26"/>
+              </w:rPr>
+              <w:lastRenderedPageBreak/>
+              <w:t>Cả Nhóm</w:t>
             </w:r>
           </w:p>
         </w:tc>
@@ -6244,1081 +6240,7 @@
           <w:tcPr>
             <w:tcW w:w="986" w:type="pct"/>
             <w:vMerge/>
-          </w:tcPr>
-          <w:p>
-            <w:pPr>
-              <w:rPr>
-                <w:rFonts w:ascii="Times New Roman" w:hAnsi="Times New Roman" w:cs="Times New Roman"/>
-                <w:sz w:val="26"/>
-                <w:szCs w:val="26"/>
-              </w:rPr>
-            </w:pPr>
-          </w:p>
-        </w:tc>
-      </w:tr>
-      <w:tr>
-        <w:trPr>
-          <w:trHeight w:val="300"/>
-        </w:trPr>
-        <w:tc>
-          <w:tcPr>
-            <w:tcW w:w="852" w:type="pct"/>
-            <w:vMerge/>
-            <w:vAlign w:val="center"/>
-          </w:tcPr>
-          <w:p>
-            <w:pPr>
-              <w:rPr>
-                <w:rFonts w:ascii="Times New Roman" w:hAnsi="Times New Roman" w:cs="Times New Roman"/>
-                <w:b/>
-                <w:sz w:val="26"/>
-                <w:szCs w:val="26"/>
-              </w:rPr>
-            </w:pPr>
-          </w:p>
-        </w:tc>
-        <w:tc>
-          <w:tcPr>
-            <w:tcW w:w="1905" w:type="pct"/>
-            <w:tcBorders>
-              <w:top w:val="dotted" w:sz="4" w:space="0" w:color="auto"/>
-              <w:bottom w:val="nil"/>
-            </w:tcBorders>
-            <w:vAlign w:val="center"/>
-          </w:tcPr>
-          <w:p>
-            <w:pPr>
-              <w:rPr>
-                <w:rFonts w:ascii="Times New Roman" w:hAnsi="Times New Roman" w:cs="Times New Roman"/>
-                <w:sz w:val="26"/>
-                <w:szCs w:val="26"/>
-              </w:rPr>
-            </w:pPr>
-            <w:r>
-              <w:rPr>
-                <w:rFonts w:ascii="Times New Roman" w:hAnsi="Times New Roman" w:cs="Times New Roman"/>
-                <w:sz w:val="26"/>
-                <w:szCs w:val="26"/>
-              </w:rPr>
-              <w:t xml:space="preserve">- Lập trình </w:t>
-            </w:r>
-            <w:bookmarkStart w:id="0" w:name="_GoBack"/>
-            <w:r>
-              <w:rPr>
-                <w:rFonts w:ascii="Times New Roman" w:hAnsi="Times New Roman" w:cs="Times New Roman"/>
-                <w:sz w:val="26"/>
-                <w:szCs w:val="26"/>
-              </w:rPr>
-              <w:t>thanh toán</w:t>
-            </w:r>
-            <w:bookmarkEnd w:id="0"/>
-            <w:r>
-              <w:rPr>
-                <w:rFonts w:ascii="Times New Roman" w:hAnsi="Times New Roman" w:cs="Times New Roman"/>
-                <w:sz w:val="26"/>
-                <w:szCs w:val="26"/>
-              </w:rPr>
-              <w:t xml:space="preserve"> và lập hóa đơn.</w:t>
-            </w:r>
-          </w:p>
-        </w:tc>
-        <w:tc>
-          <w:tcPr>
-            <w:tcW w:w="1257" w:type="pct"/>
-            <w:tcBorders>
-              <w:top w:val="dotted" w:sz="4" w:space="0" w:color="auto"/>
-              <w:bottom w:val="nil"/>
-            </w:tcBorders>
-            <w:vAlign w:val="center"/>
-          </w:tcPr>
-          <w:p>
-            <w:pPr>
-              <w:rPr>
-                <w:rFonts w:ascii="Times New Roman" w:hAnsi="Times New Roman" w:cs="Times New Roman"/>
-                <w:sz w:val="26"/>
-                <w:szCs w:val="26"/>
-              </w:rPr>
-            </w:pPr>
-            <w:r>
-              <w:rPr>
-                <w:rFonts w:ascii="Times New Roman" w:hAnsi="Times New Roman" w:cs="Times New Roman"/>
-                <w:sz w:val="26"/>
-                <w:szCs w:val="26"/>
-              </w:rPr>
-              <w:t>Nguyễn Tấn Du</w:t>
-            </w:r>
-          </w:p>
-        </w:tc>
-        <w:tc>
-          <w:tcPr>
-            <w:tcW w:w="986" w:type="pct"/>
-            <w:vMerge/>
-          </w:tcPr>
-          <w:p>
-            <w:pPr>
-              <w:rPr>
-                <w:rFonts w:ascii="Times New Roman" w:hAnsi="Times New Roman" w:cs="Times New Roman"/>
-                <w:sz w:val="26"/>
-                <w:szCs w:val="26"/>
-              </w:rPr>
-            </w:pPr>
-          </w:p>
-        </w:tc>
-      </w:tr>
-      <w:tr>
-        <w:trPr>
-          <w:trHeight w:val="300"/>
-        </w:trPr>
-        <w:tc>
-          <w:tcPr>
-            <w:tcW w:w="852" w:type="pct"/>
-            <w:vMerge/>
-            <w:vAlign w:val="center"/>
-          </w:tcPr>
-          <w:p>
-            <w:pPr>
-              <w:rPr>
-                <w:rFonts w:ascii="Times New Roman" w:hAnsi="Times New Roman" w:cs="Times New Roman"/>
-                <w:b/>
-                <w:sz w:val="26"/>
-                <w:szCs w:val="26"/>
-              </w:rPr>
-            </w:pPr>
-          </w:p>
-        </w:tc>
-        <w:tc>
-          <w:tcPr>
-            <w:tcW w:w="1905" w:type="pct"/>
-            <w:tcBorders>
-              <w:top w:val="nil"/>
-            </w:tcBorders>
-            <w:vAlign w:val="center"/>
-          </w:tcPr>
-          <w:p>
-            <w:pPr>
-              <w:rPr>
-                <w:rFonts w:ascii="Times New Roman" w:hAnsi="Times New Roman" w:cs="Times New Roman"/>
-                <w:sz w:val="26"/>
-                <w:szCs w:val="26"/>
-              </w:rPr>
-            </w:pPr>
-            <w:r>
-              <w:rPr>
-                <w:rFonts w:ascii="Times New Roman" w:hAnsi="Times New Roman" w:cs="Times New Roman"/>
-                <w:sz w:val="26"/>
-                <w:szCs w:val="26"/>
-              </w:rPr>
-              <w:t>- Lập trình thống kê doanh thu.</w:t>
-            </w:r>
-          </w:p>
-        </w:tc>
-        <w:tc>
-          <w:tcPr>
-            <w:tcW w:w="1257" w:type="pct"/>
-            <w:tcBorders>
-              <w:top w:val="nil"/>
-            </w:tcBorders>
-            <w:vAlign w:val="center"/>
-          </w:tcPr>
-          <w:p>
-            <w:pPr>
-              <w:rPr>
-                <w:rFonts w:ascii="Times New Roman" w:hAnsi="Times New Roman" w:cs="Times New Roman"/>
-                <w:sz w:val="26"/>
-                <w:szCs w:val="26"/>
-              </w:rPr>
-            </w:pPr>
-            <w:r>
-              <w:rPr>
-                <w:rFonts w:ascii="Times New Roman" w:hAnsi="Times New Roman" w:cs="Times New Roman"/>
-                <w:sz w:val="26"/>
-                <w:szCs w:val="26"/>
-              </w:rPr>
-              <w:t>Trương Gia Phú</w:t>
-            </w:r>
-          </w:p>
-        </w:tc>
-        <w:tc>
-          <w:tcPr>
-            <w:tcW w:w="986" w:type="pct"/>
-            <w:vMerge/>
-          </w:tcPr>
-          <w:p>
-            <w:pPr>
-              <w:rPr>
-                <w:rFonts w:ascii="Times New Roman" w:hAnsi="Times New Roman" w:cs="Times New Roman"/>
-                <w:sz w:val="26"/>
-                <w:szCs w:val="26"/>
-              </w:rPr>
-            </w:pPr>
-          </w:p>
-        </w:tc>
-      </w:tr>
-      <w:tr>
-        <w:trPr>
-          <w:trHeight w:val="300"/>
-        </w:trPr>
-        <w:tc>
-          <w:tcPr>
-            <w:tcW w:w="852" w:type="pct"/>
-            <w:vMerge w:val="restart"/>
-            <w:vAlign w:val="center"/>
-          </w:tcPr>
-          <w:p>
-            <w:pPr>
-              <w:rPr>
-                <w:rFonts w:ascii="Times New Roman" w:hAnsi="Times New Roman" w:cs="Times New Roman"/>
-                <w:b/>
-                <w:sz w:val="26"/>
-                <w:szCs w:val="26"/>
-              </w:rPr>
-            </w:pPr>
-            <w:r>
-              <w:rPr>
-                <w:rFonts w:ascii="Times New Roman" w:hAnsi="Times New Roman" w:cs="Times New Roman"/>
-                <w:b/>
-                <w:sz w:val="26"/>
-                <w:szCs w:val="26"/>
-              </w:rPr>
-              <w:t xml:space="preserve">Tuần 14 </w:t>
-            </w:r>
-          </w:p>
-          <w:p>
-            <w:pPr>
-              <w:rPr>
-                <w:rFonts w:ascii="Times New Roman" w:hAnsi="Times New Roman" w:cs="Times New Roman"/>
-                <w:sz w:val="26"/>
-                <w:szCs w:val="26"/>
-              </w:rPr>
-            </w:pPr>
-            <w:r>
-              <w:rPr>
-                <w:rFonts w:ascii="Times New Roman" w:hAnsi="Times New Roman" w:cs="Times New Roman"/>
-                <w:sz w:val="26"/>
-                <w:szCs w:val="26"/>
-              </w:rPr>
-              <w:t>(Từ</w:t>
-            </w:r>
-            <w:r>
-              <w:rPr>
-                <w:rFonts w:ascii="Times New Roman" w:hAnsi="Times New Roman" w:cs="Times New Roman"/>
-                <w:sz w:val="26"/>
-                <w:szCs w:val="26"/>
-              </w:rPr>
-              <w:t>: 09</w:t>
-            </w:r>
-            <w:r>
-              <w:rPr>
-                <w:rFonts w:ascii="Times New Roman" w:hAnsi="Times New Roman" w:cs="Times New Roman"/>
-                <w:sz w:val="26"/>
-                <w:szCs w:val="26"/>
-              </w:rPr>
-              <w:t>/11/2026 Đế</w:t>
-            </w:r>
-            <w:r>
-              <w:rPr>
-                <w:rFonts w:ascii="Times New Roman" w:hAnsi="Times New Roman" w:cs="Times New Roman"/>
-                <w:sz w:val="26"/>
-                <w:szCs w:val="26"/>
-              </w:rPr>
-              <w:t>n: 15</w:t>
-            </w:r>
-            <w:r>
-              <w:rPr>
-                <w:rFonts w:ascii="Times New Roman" w:hAnsi="Times New Roman" w:cs="Times New Roman"/>
-                <w:sz w:val="26"/>
-                <w:szCs w:val="26"/>
-              </w:rPr>
-              <w:t>/11/2026)</w:t>
-            </w:r>
-          </w:p>
-        </w:tc>
-        <w:tc>
-          <w:tcPr>
-            <w:tcW w:w="1905" w:type="pct"/>
-            <w:tcBorders>
-              <w:bottom w:val="dotted" w:sz="4" w:space="0" w:color="auto"/>
-            </w:tcBorders>
-            <w:vAlign w:val="center"/>
-          </w:tcPr>
-          <w:p>
-            <w:pPr>
-              <w:rPr>
-                <w:rFonts w:ascii="Times New Roman" w:hAnsi="Times New Roman" w:cs="Times New Roman"/>
-                <w:sz w:val="26"/>
-                <w:szCs w:val="26"/>
-              </w:rPr>
-            </w:pPr>
-            <w:r>
-              <w:rPr>
-                <w:rFonts w:ascii="Times New Roman" w:hAnsi="Times New Roman" w:cs="Times New Roman"/>
-                <w:sz w:val="26"/>
-                <w:szCs w:val="26"/>
-              </w:rPr>
-              <w:t>- Kiểm thử đăng nhập, phân quyền và quản lý nhân viên.</w:t>
-            </w:r>
-          </w:p>
-        </w:tc>
-        <w:tc>
-          <w:tcPr>
-            <w:tcW w:w="1257" w:type="pct"/>
-            <w:tcBorders>
-              <w:bottom w:val="dotted" w:sz="4" w:space="0" w:color="auto"/>
-            </w:tcBorders>
-            <w:vAlign w:val="center"/>
-          </w:tcPr>
-          <w:p>
-            <w:pPr>
-              <w:rPr>
-                <w:rFonts w:ascii="Times New Roman" w:hAnsi="Times New Roman" w:cs="Times New Roman"/>
-                <w:sz w:val="26"/>
-                <w:szCs w:val="26"/>
-              </w:rPr>
-            </w:pPr>
-            <w:r>
-              <w:rPr>
-                <w:rFonts w:ascii="Times New Roman" w:hAnsi="Times New Roman" w:cs="Times New Roman"/>
-                <w:bCs/>
-                <w:sz w:val="26"/>
-                <w:szCs w:val="26"/>
-              </w:rPr>
-              <w:t>Nguyễn Trường Giang</w:t>
-            </w:r>
-          </w:p>
-        </w:tc>
-        <w:tc>
-          <w:tcPr>
-            <w:tcW w:w="986" w:type="pct"/>
-            <w:vMerge w:val="restart"/>
-          </w:tcPr>
-          <w:p>
-            <w:pPr>
-              <w:rPr>
-                <w:rFonts w:ascii="Times New Roman" w:hAnsi="Times New Roman" w:cs="Times New Roman"/>
-                <w:sz w:val="26"/>
-                <w:szCs w:val="26"/>
-              </w:rPr>
-            </w:pPr>
-            <w:r>
-              <w:rPr>
-                <w:rFonts w:ascii="Times New Roman" w:hAnsi="Times New Roman" w:cs="Times New Roman"/>
-                <w:sz w:val="26"/>
-                <w:szCs w:val="26"/>
-              </w:rPr>
-              <w:t>Hoàn thành kiểm thử và sửa lỗi.</w:t>
-            </w:r>
-          </w:p>
-        </w:tc>
-      </w:tr>
-      <w:tr>
-        <w:trPr>
-          <w:trHeight w:val="300"/>
-        </w:trPr>
-        <w:tc>
-          <w:tcPr>
-            <w:tcW w:w="852" w:type="pct"/>
-            <w:vMerge/>
-            <w:vAlign w:val="center"/>
-          </w:tcPr>
-          <w:p>
-            <w:pPr>
-              <w:rPr>
-                <w:rFonts w:ascii="Times New Roman" w:hAnsi="Times New Roman" w:cs="Times New Roman"/>
-                <w:b/>
-                <w:sz w:val="26"/>
-                <w:szCs w:val="26"/>
-              </w:rPr>
-            </w:pPr>
-          </w:p>
-        </w:tc>
-        <w:tc>
-          <w:tcPr>
-            <w:tcW w:w="1905" w:type="pct"/>
-            <w:tcBorders>
-              <w:top w:val="dotted" w:sz="4" w:space="0" w:color="auto"/>
-              <w:bottom w:val="dotted" w:sz="4" w:space="0" w:color="auto"/>
-            </w:tcBorders>
-            <w:vAlign w:val="center"/>
-          </w:tcPr>
-          <w:p>
-            <w:pPr>
-              <w:rPr>
-                <w:rFonts w:ascii="Times New Roman" w:hAnsi="Times New Roman" w:cs="Times New Roman"/>
-                <w:sz w:val="26"/>
-                <w:szCs w:val="26"/>
-              </w:rPr>
-            </w:pPr>
-            <w:r>
-              <w:rPr>
-                <w:rFonts w:ascii="Times New Roman" w:hAnsi="Times New Roman" w:cs="Times New Roman"/>
-                <w:sz w:val="26"/>
-                <w:szCs w:val="26"/>
-              </w:rPr>
-              <w:t>- Kiểm thử dịch vụ, lịch làm việc và phân công.</w:t>
-            </w:r>
-          </w:p>
-        </w:tc>
-        <w:tc>
-          <w:tcPr>
-            <w:tcW w:w="1257" w:type="pct"/>
-            <w:tcBorders>
-              <w:top w:val="dotted" w:sz="4" w:space="0" w:color="auto"/>
-              <w:bottom w:val="dotted" w:sz="4" w:space="0" w:color="auto"/>
-            </w:tcBorders>
-            <w:vAlign w:val="center"/>
-          </w:tcPr>
-          <w:p>
-            <w:pPr>
-              <w:rPr>
-                <w:rFonts w:ascii="Times New Roman" w:hAnsi="Times New Roman" w:cs="Times New Roman"/>
-                <w:sz w:val="26"/>
-                <w:szCs w:val="26"/>
-              </w:rPr>
-            </w:pPr>
-            <w:r>
-              <w:rPr>
-                <w:rFonts w:ascii="Times New Roman" w:hAnsi="Times New Roman" w:cs="Times New Roman"/>
-                <w:sz w:val="26"/>
-                <w:szCs w:val="26"/>
-              </w:rPr>
-              <w:t>Trịnh Hoàng Nam</w:t>
-            </w:r>
-          </w:p>
-        </w:tc>
-        <w:tc>
-          <w:tcPr>
-            <w:tcW w:w="986" w:type="pct"/>
-            <w:vMerge/>
-          </w:tcPr>
-          <w:p>
-            <w:pPr>
-              <w:rPr>
-                <w:rFonts w:ascii="Times New Roman" w:hAnsi="Times New Roman" w:cs="Times New Roman"/>
-                <w:sz w:val="26"/>
-                <w:szCs w:val="26"/>
-              </w:rPr>
-            </w:pPr>
-          </w:p>
-        </w:tc>
-      </w:tr>
-      <w:tr>
-        <w:trPr>
-          <w:trHeight w:val="300"/>
-        </w:trPr>
-        <w:tc>
-          <w:tcPr>
-            <w:tcW w:w="852" w:type="pct"/>
-            <w:vMerge/>
-            <w:vAlign w:val="center"/>
-          </w:tcPr>
-          <w:p>
-            <w:pPr>
-              <w:rPr>
-                <w:rFonts w:ascii="Times New Roman" w:hAnsi="Times New Roman" w:cs="Times New Roman"/>
-                <w:b/>
-                <w:sz w:val="26"/>
-                <w:szCs w:val="26"/>
-              </w:rPr>
-            </w:pPr>
-          </w:p>
-        </w:tc>
-        <w:tc>
-          <w:tcPr>
-            <w:tcW w:w="1905" w:type="pct"/>
-            <w:tcBorders>
-              <w:top w:val="dotted" w:sz="4" w:space="0" w:color="auto"/>
-              <w:bottom w:val="dotted" w:sz="4" w:space="0" w:color="auto"/>
-            </w:tcBorders>
-            <w:vAlign w:val="center"/>
-          </w:tcPr>
-          <w:p>
-            <w:pPr>
-              <w:rPr>
-                <w:rFonts w:ascii="Times New Roman" w:hAnsi="Times New Roman" w:cs="Times New Roman"/>
-                <w:sz w:val="26"/>
-                <w:szCs w:val="26"/>
-              </w:rPr>
-            </w:pPr>
-            <w:r>
-              <w:rPr>
-                <w:rFonts w:ascii="Times New Roman" w:hAnsi="Times New Roman" w:cs="Times New Roman"/>
-                <w:sz w:val="26"/>
-                <w:szCs w:val="26"/>
-              </w:rPr>
-              <w:t>- Kiểm thử bệnh nhân, lịch hẹn, tiếp nhận và thanh toán.</w:t>
-            </w:r>
-          </w:p>
-        </w:tc>
-        <w:tc>
-          <w:tcPr>
-            <w:tcW w:w="1257" w:type="pct"/>
-            <w:tcBorders>
-              <w:top w:val="dotted" w:sz="4" w:space="0" w:color="auto"/>
-              <w:bottom w:val="dotted" w:sz="4" w:space="0" w:color="auto"/>
-            </w:tcBorders>
-            <w:vAlign w:val="center"/>
-          </w:tcPr>
-          <w:p>
-            <w:pPr>
-              <w:rPr>
-                <w:rFonts w:ascii="Times New Roman" w:hAnsi="Times New Roman" w:cs="Times New Roman"/>
-                <w:sz w:val="26"/>
-                <w:szCs w:val="26"/>
-              </w:rPr>
-            </w:pPr>
-            <w:r>
-              <w:rPr>
-                <w:rFonts w:ascii="Times New Roman" w:hAnsi="Times New Roman" w:cs="Times New Roman"/>
-                <w:sz w:val="26"/>
-                <w:szCs w:val="26"/>
-              </w:rPr>
-              <w:t>Nguyễn Tấn Du</w:t>
-            </w:r>
-          </w:p>
-        </w:tc>
-        <w:tc>
-          <w:tcPr>
-            <w:tcW w:w="986" w:type="pct"/>
-            <w:vMerge/>
-          </w:tcPr>
-          <w:p>
-            <w:pPr>
-              <w:rPr>
-                <w:rFonts w:ascii="Times New Roman" w:hAnsi="Times New Roman" w:cs="Times New Roman"/>
-                <w:sz w:val="26"/>
-                <w:szCs w:val="26"/>
-              </w:rPr>
-            </w:pPr>
-          </w:p>
-        </w:tc>
-      </w:tr>
-      <w:tr>
-        <w:trPr>
-          <w:trHeight w:val="300"/>
-        </w:trPr>
-        <w:tc>
-          <w:tcPr>
-            <w:tcW w:w="852" w:type="pct"/>
-            <w:vMerge/>
-            <w:vAlign w:val="center"/>
-          </w:tcPr>
-          <w:p>
-            <w:pPr>
-              <w:rPr>
-                <w:rFonts w:ascii="Times New Roman" w:hAnsi="Times New Roman" w:cs="Times New Roman"/>
-                <w:b/>
-                <w:sz w:val="26"/>
-                <w:szCs w:val="26"/>
-              </w:rPr>
-            </w:pPr>
-          </w:p>
-        </w:tc>
-        <w:tc>
-          <w:tcPr>
-            <w:tcW w:w="1905" w:type="pct"/>
-            <w:tcBorders>
-              <w:top w:val="dotted" w:sz="4" w:space="0" w:color="auto"/>
-              <w:bottom w:val="dotted" w:sz="4" w:space="0" w:color="auto"/>
-            </w:tcBorders>
-            <w:vAlign w:val="center"/>
-          </w:tcPr>
-          <w:p>
-            <w:pPr>
-              <w:rPr>
-                <w:rFonts w:ascii="Times New Roman" w:hAnsi="Times New Roman" w:cs="Times New Roman"/>
-                <w:sz w:val="26"/>
-                <w:szCs w:val="26"/>
-              </w:rPr>
-            </w:pPr>
-            <w:r>
-              <w:rPr>
-                <w:rFonts w:ascii="Times New Roman" w:hAnsi="Times New Roman" w:cs="Times New Roman"/>
-                <w:sz w:val="26"/>
-                <w:szCs w:val="26"/>
-              </w:rPr>
-              <w:t>- Kiểm thử bệnh án, khám chữa bệnh và thống kê.</w:t>
-            </w:r>
-          </w:p>
-        </w:tc>
-        <w:tc>
-          <w:tcPr>
-            <w:tcW w:w="1257" w:type="pct"/>
-            <w:tcBorders>
-              <w:top w:val="dotted" w:sz="4" w:space="0" w:color="auto"/>
-              <w:bottom w:val="dotted" w:sz="4" w:space="0" w:color="auto"/>
-            </w:tcBorders>
-            <w:vAlign w:val="center"/>
-          </w:tcPr>
-          <w:p>
-            <w:pPr>
-              <w:rPr>
-                <w:rFonts w:ascii="Times New Roman" w:hAnsi="Times New Roman" w:cs="Times New Roman"/>
-                <w:sz w:val="26"/>
-                <w:szCs w:val="26"/>
-              </w:rPr>
-            </w:pPr>
-            <w:r>
-              <w:rPr>
-                <w:rFonts w:ascii="Times New Roman" w:hAnsi="Times New Roman" w:cs="Times New Roman"/>
-                <w:sz w:val="26"/>
-                <w:szCs w:val="26"/>
-              </w:rPr>
-              <w:t>Trương Gia Phú</w:t>
-            </w:r>
-          </w:p>
-        </w:tc>
-        <w:tc>
-          <w:tcPr>
-            <w:tcW w:w="986" w:type="pct"/>
-            <w:vMerge/>
-          </w:tcPr>
-          <w:p>
-            <w:pPr>
-              <w:rPr>
-                <w:rFonts w:ascii="Times New Roman" w:hAnsi="Times New Roman" w:cs="Times New Roman"/>
-                <w:sz w:val="26"/>
-                <w:szCs w:val="26"/>
-              </w:rPr>
-            </w:pPr>
-          </w:p>
-        </w:tc>
-      </w:tr>
-      <w:tr>
-        <w:trPr>
-          <w:trHeight w:val="300"/>
-        </w:trPr>
-        <w:tc>
-          <w:tcPr>
-            <w:tcW w:w="852" w:type="pct"/>
-            <w:vMerge/>
-            <w:vAlign w:val="center"/>
-          </w:tcPr>
-          <w:p>
-            <w:pPr>
-              <w:rPr>
-                <w:rFonts w:ascii="Times New Roman" w:hAnsi="Times New Roman" w:cs="Times New Roman"/>
-                <w:b/>
-                <w:sz w:val="26"/>
-                <w:szCs w:val="26"/>
-              </w:rPr>
-            </w:pPr>
-          </w:p>
-        </w:tc>
-        <w:tc>
-          <w:tcPr>
-            <w:tcW w:w="1905" w:type="pct"/>
-            <w:tcBorders>
-              <w:top w:val="dotted" w:sz="4" w:space="0" w:color="auto"/>
-              <w:bottom w:val="dotted" w:sz="4" w:space="0" w:color="auto"/>
-            </w:tcBorders>
-            <w:vAlign w:val="center"/>
-          </w:tcPr>
-          <w:p>
-            <w:pPr>
-              <w:rPr>
-                <w:rFonts w:ascii="Times New Roman" w:hAnsi="Times New Roman" w:cs="Times New Roman"/>
-                <w:sz w:val="26"/>
-                <w:szCs w:val="26"/>
-              </w:rPr>
-            </w:pPr>
-            <w:r>
-              <w:rPr>
-                <w:rFonts w:ascii="Times New Roman" w:hAnsi="Times New Roman" w:cs="Times New Roman"/>
-                <w:sz w:val="26"/>
-                <w:szCs w:val="26"/>
-              </w:rPr>
-              <w:t>- Sửa lỗi phát hiện trong quá trình kiểm thử.</w:t>
-            </w:r>
-          </w:p>
-        </w:tc>
-        <w:tc>
-          <w:tcPr>
-            <w:tcW w:w="1257" w:type="pct"/>
-            <w:tcBorders>
-              <w:top w:val="dotted" w:sz="4" w:space="0" w:color="auto"/>
-              <w:bottom w:val="dotted" w:sz="4" w:space="0" w:color="auto"/>
-            </w:tcBorders>
-            <w:vAlign w:val="center"/>
-          </w:tcPr>
-          <w:p>
-            <w:pPr>
-              <w:rPr>
-                <w:rFonts w:ascii="Times New Roman" w:hAnsi="Times New Roman" w:cs="Times New Roman"/>
-                <w:sz w:val="26"/>
-                <w:szCs w:val="26"/>
-                <w:lang w:val="vi-VN"/>
-              </w:rPr>
-            </w:pPr>
-            <w:r>
-              <w:rPr>
-                <w:rFonts w:ascii="Times New Roman" w:hAnsi="Times New Roman" w:cs="Times New Roman"/>
-                <w:sz w:val="26"/>
-                <w:szCs w:val="26"/>
-              </w:rPr>
-              <w:t>Cả</w:t>
-            </w:r>
-            <w:r>
-              <w:rPr>
-                <w:rFonts w:ascii="Times New Roman" w:hAnsi="Times New Roman" w:cs="Times New Roman"/>
-                <w:sz w:val="26"/>
-                <w:szCs w:val="26"/>
-                <w:lang w:val="vi-VN"/>
-              </w:rPr>
-              <w:t xml:space="preserve"> Nhóm</w:t>
-            </w:r>
-          </w:p>
-        </w:tc>
-        <w:tc>
-          <w:tcPr>
-            <w:tcW w:w="986" w:type="pct"/>
-            <w:vMerge/>
-            <w:tcBorders>
-              <w:bottom w:val="dotted" w:sz="4" w:space="0" w:color="auto"/>
-            </w:tcBorders>
-          </w:tcPr>
-          <w:p>
-            <w:pPr>
-              <w:rPr>
-                <w:rFonts w:ascii="Times New Roman" w:hAnsi="Times New Roman" w:cs="Times New Roman"/>
-                <w:sz w:val="26"/>
-                <w:szCs w:val="26"/>
-              </w:rPr>
-            </w:pPr>
-          </w:p>
-        </w:tc>
-      </w:tr>
-      <w:tr>
-        <w:trPr>
-          <w:trHeight w:val="300"/>
-        </w:trPr>
-        <w:tc>
-          <w:tcPr>
-            <w:tcW w:w="852" w:type="pct"/>
-            <w:vMerge w:val="restart"/>
-            <w:vAlign w:val="center"/>
-          </w:tcPr>
-          <w:p>
-            <w:pPr>
-              <w:rPr>
-                <w:rFonts w:ascii="Times New Roman" w:hAnsi="Times New Roman" w:cs="Times New Roman"/>
-                <w:b/>
-                <w:sz w:val="26"/>
-                <w:szCs w:val="26"/>
-              </w:rPr>
-            </w:pPr>
-            <w:r>
-              <w:rPr>
-                <w:rFonts w:ascii="Times New Roman" w:hAnsi="Times New Roman" w:cs="Times New Roman"/>
-                <w:b/>
-                <w:sz w:val="26"/>
-                <w:szCs w:val="26"/>
-              </w:rPr>
-              <w:t>Tuần 15</w:t>
-            </w:r>
-          </w:p>
-          <w:p>
-            <w:pPr>
-              <w:rPr>
-                <w:rFonts w:ascii="Times New Roman" w:hAnsi="Times New Roman" w:cs="Times New Roman"/>
-                <w:sz w:val="26"/>
-                <w:szCs w:val="26"/>
-              </w:rPr>
-            </w:pPr>
-            <w:r>
-              <w:rPr>
-                <w:rFonts w:ascii="Times New Roman" w:hAnsi="Times New Roman" w:cs="Times New Roman"/>
-                <w:sz w:val="26"/>
-                <w:szCs w:val="26"/>
-              </w:rPr>
-              <w:t>(Từ</w:t>
-            </w:r>
-            <w:r>
-              <w:rPr>
-                <w:rFonts w:ascii="Times New Roman" w:hAnsi="Times New Roman" w:cs="Times New Roman"/>
-                <w:sz w:val="26"/>
-                <w:szCs w:val="26"/>
-              </w:rPr>
-              <w:t>: 16</w:t>
-            </w:r>
-            <w:r>
-              <w:rPr>
-                <w:rFonts w:ascii="Times New Roman" w:hAnsi="Times New Roman" w:cs="Times New Roman"/>
-                <w:sz w:val="26"/>
-                <w:szCs w:val="26"/>
-              </w:rPr>
-              <w:t xml:space="preserve">/11/2026 </w:t>
-            </w:r>
-            <w:r>
-              <w:rPr>
-                <w:rFonts w:ascii="Times New Roman" w:hAnsi="Times New Roman" w:cs="Times New Roman"/>
-                <w:sz w:val="26"/>
-                <w:szCs w:val="26"/>
-              </w:rPr>
-              <w:lastRenderedPageBreak/>
-              <w:t>Đế</w:t>
-            </w:r>
-            <w:r>
-              <w:rPr>
-                <w:rFonts w:ascii="Times New Roman" w:hAnsi="Times New Roman" w:cs="Times New Roman"/>
-                <w:sz w:val="26"/>
-                <w:szCs w:val="26"/>
-              </w:rPr>
-              <w:t>n: 22</w:t>
-            </w:r>
-            <w:r>
-              <w:rPr>
-                <w:rFonts w:ascii="Times New Roman" w:hAnsi="Times New Roman" w:cs="Times New Roman"/>
-                <w:sz w:val="26"/>
-                <w:szCs w:val="26"/>
-              </w:rPr>
-              <w:t>/11/2026)</w:t>
-            </w:r>
-          </w:p>
-        </w:tc>
-        <w:tc>
-          <w:tcPr>
-            <w:tcW w:w="1905" w:type="pct"/>
-            <w:tcBorders>
-              <w:bottom w:val="nil"/>
-            </w:tcBorders>
-            <w:vAlign w:val="center"/>
-          </w:tcPr>
-          <w:p>
-            <w:pPr>
-              <w:rPr>
-                <w:rFonts w:ascii="Times New Roman" w:hAnsi="Times New Roman" w:cs="Times New Roman"/>
-                <w:sz w:val="26"/>
-                <w:szCs w:val="26"/>
-              </w:rPr>
-            </w:pPr>
-            <w:r>
-              <w:rPr>
-                <w:rFonts w:ascii="Times New Roman" w:hAnsi="Times New Roman" w:cs="Times New Roman"/>
-                <w:sz w:val="26"/>
-                <w:szCs w:val="26"/>
-              </w:rPr>
-              <w:lastRenderedPageBreak/>
-              <w:t>- Tích hợp và kiểm tra toàn bộ chức năng hệ thống.</w:t>
-            </w:r>
-            <w:r>
-              <w:rPr>
-                <w:rFonts w:ascii="Times New Roman" w:hAnsi="Times New Roman" w:cs="Times New Roman"/>
-                <w:sz w:val="26"/>
-                <w:szCs w:val="26"/>
-              </w:rPr>
-              <w:br/>
-              <w:t xml:space="preserve">- Hoàn thiện giao diện và dữ liệu </w:t>
-            </w:r>
-            <w:r>
-              <w:rPr>
-                <w:rFonts w:ascii="Times New Roman" w:hAnsi="Times New Roman" w:cs="Times New Roman"/>
-                <w:sz w:val="26"/>
-                <w:szCs w:val="26"/>
-              </w:rPr>
-              <w:lastRenderedPageBreak/>
-              <w:t>mẫu.</w:t>
-            </w:r>
-            <w:r>
-              <w:rPr>
-                <w:rFonts w:ascii="Times New Roman" w:hAnsi="Times New Roman" w:cs="Times New Roman"/>
-                <w:sz w:val="26"/>
-                <w:szCs w:val="26"/>
-              </w:rPr>
-              <w:br/>
-              <w:t>- Hoàn thiện báo cáo.</w:t>
-            </w:r>
-            <w:r>
-              <w:rPr>
-                <w:rFonts w:ascii="Times New Roman" w:hAnsi="Times New Roman" w:cs="Times New Roman"/>
-                <w:sz w:val="26"/>
-                <w:szCs w:val="26"/>
-              </w:rPr>
-              <w:br/>
-              <w:t>- Chuẩn bị slide thuyết trình.</w:t>
-            </w:r>
-            <w:r>
-              <w:rPr>
-                <w:rFonts w:ascii="Times New Roman" w:hAnsi="Times New Roman" w:cs="Times New Roman"/>
-                <w:sz w:val="26"/>
-                <w:szCs w:val="26"/>
-              </w:rPr>
-              <w:br/>
-              <w:t>- Chuẩn bị nội dung demo các chức năng chính.</w:t>
-            </w:r>
-            <w:r>
-              <w:rPr>
-                <w:rFonts w:ascii="Times New Roman" w:hAnsi="Times New Roman" w:cs="Times New Roman"/>
-                <w:sz w:val="26"/>
-                <w:szCs w:val="26"/>
-              </w:rPr>
-              <w:br/>
-              <w:t>- Đóng gói chương trình và CSDL.</w:t>
-            </w:r>
-          </w:p>
-        </w:tc>
-        <w:tc>
-          <w:tcPr>
-            <w:tcW w:w="1257" w:type="pct"/>
-            <w:tcBorders>
-              <w:bottom w:val="nil"/>
-            </w:tcBorders>
-            <w:vAlign w:val="center"/>
-          </w:tcPr>
-          <w:p>
-            <w:pPr>
-              <w:rPr>
-                <w:rFonts w:ascii="Times New Roman" w:hAnsi="Times New Roman" w:cs="Times New Roman"/>
-                <w:sz w:val="26"/>
-                <w:szCs w:val="26"/>
-                <w:lang w:val="vi-VN"/>
-              </w:rPr>
-            </w:pPr>
-            <w:r>
-              <w:rPr>
-                <w:rFonts w:ascii="Times New Roman" w:hAnsi="Times New Roman" w:cs="Times New Roman"/>
-                <w:sz w:val="26"/>
-                <w:szCs w:val="26"/>
-                <w:lang w:val="vi-VN"/>
-              </w:rPr>
-              <w:lastRenderedPageBreak/>
-              <w:t>Cả Nhóm</w:t>
-            </w:r>
-          </w:p>
-        </w:tc>
-        <w:tc>
-          <w:tcPr>
-            <w:tcW w:w="986" w:type="pct"/>
-            <w:tcBorders>
-              <w:bottom w:val="nil"/>
-            </w:tcBorders>
-          </w:tcPr>
-          <w:p>
-            <w:pPr>
-              <w:rPr>
-                <w:rFonts w:ascii="Times New Roman" w:hAnsi="Times New Roman" w:cs="Times New Roman"/>
-                <w:sz w:val="26"/>
-                <w:szCs w:val="26"/>
-              </w:rPr>
-            </w:pPr>
-            <w:r>
-              <w:rPr>
-                <w:rFonts w:ascii="Times New Roman" w:hAnsi="Times New Roman" w:cs="Times New Roman"/>
-                <w:sz w:val="26"/>
-                <w:szCs w:val="26"/>
-              </w:rPr>
-              <w:t>Hoàn tất đề tài.</w:t>
-            </w:r>
-          </w:p>
-        </w:tc>
-      </w:tr>
-      <w:tr>
-        <w:trPr>
-          <w:trHeight w:val="300"/>
-        </w:trPr>
-        <w:tc>
-          <w:tcPr>
-            <w:tcW w:w="852" w:type="pct"/>
-            <w:vMerge/>
-            <w:vAlign w:val="center"/>
-          </w:tcPr>
-          <w:p>
-            <w:pPr>
-              <w:rPr>
-                <w:rFonts w:ascii="Times New Roman" w:hAnsi="Times New Roman" w:cs="Times New Roman"/>
-                <w:b/>
-                <w:sz w:val="26"/>
-                <w:szCs w:val="26"/>
-              </w:rPr>
-            </w:pPr>
-          </w:p>
-        </w:tc>
-        <w:tc>
-          <w:tcPr>
-            <w:tcW w:w="1905" w:type="pct"/>
-            <w:tcBorders>
-              <w:top w:val="nil"/>
-              <w:bottom w:val="single" w:sz="4" w:space="0" w:color="auto"/>
-            </w:tcBorders>
-            <w:vAlign w:val="center"/>
-          </w:tcPr>
-          <w:p>
-            <w:pPr>
-              <w:rPr>
-                <w:rFonts w:ascii="Times New Roman" w:hAnsi="Times New Roman" w:cs="Times New Roman"/>
-                <w:sz w:val="26"/>
-                <w:szCs w:val="26"/>
-              </w:rPr>
-            </w:pPr>
-            <w:r>
-              <w:rPr>
-                <w:rFonts w:ascii="Times New Roman" w:hAnsi="Times New Roman" w:cs="Times New Roman"/>
-                <w:sz w:val="26"/>
-                <w:szCs w:val="26"/>
-              </w:rPr>
-              <w:t>- Kiểm tra lần cuối chương trình, CSDL và tài liệu.</w:t>
-            </w:r>
-            <w:r>
-              <w:rPr>
-                <w:rFonts w:ascii="Times New Roman" w:hAnsi="Times New Roman" w:cs="Times New Roman"/>
-                <w:sz w:val="26"/>
-                <w:szCs w:val="26"/>
-              </w:rPr>
-              <w:br/>
-              <w:t>- Hoàn tất hồ sơ nộp bài.</w:t>
-            </w:r>
-            <w:r>
-              <w:rPr>
-                <w:rFonts w:ascii="Times New Roman" w:hAnsi="Times New Roman" w:cs="Times New Roman"/>
-                <w:sz w:val="26"/>
-                <w:szCs w:val="26"/>
-              </w:rPr>
-              <w:br/>
-              <w:t>- Nộp sản phẩm.</w:t>
-            </w:r>
-          </w:p>
-        </w:tc>
-        <w:tc>
-          <w:tcPr>
-            <w:tcW w:w="1257" w:type="pct"/>
-            <w:tcBorders>
-              <w:top w:val="nil"/>
-              <w:bottom w:val="single" w:sz="4" w:space="0" w:color="auto"/>
-            </w:tcBorders>
-            <w:vAlign w:val="center"/>
-          </w:tcPr>
-          <w:p>
-            <w:pPr>
-              <w:rPr>
-                <w:rFonts w:ascii="Times New Roman" w:hAnsi="Times New Roman" w:cs="Times New Roman"/>
-                <w:sz w:val="26"/>
-                <w:szCs w:val="26"/>
-                <w:lang w:val="vi-VN"/>
-              </w:rPr>
-            </w:pPr>
-            <w:r>
-              <w:rPr>
-                <w:rFonts w:ascii="Times New Roman" w:hAnsi="Times New Roman" w:cs="Times New Roman"/>
-                <w:sz w:val="26"/>
-                <w:szCs w:val="26"/>
-              </w:rPr>
-              <w:t>Nguyễn</w:t>
-            </w:r>
-            <w:r>
-              <w:rPr>
-                <w:rFonts w:ascii="Times New Roman" w:hAnsi="Times New Roman" w:cs="Times New Roman"/>
-                <w:sz w:val="26"/>
-                <w:szCs w:val="26"/>
-                <w:lang w:val="vi-VN"/>
-              </w:rPr>
-              <w:t xml:space="preserve"> Trường Giang</w:t>
-            </w:r>
-          </w:p>
-        </w:tc>
-        <w:tc>
-          <w:tcPr>
-            <w:tcW w:w="986" w:type="pct"/>
-            <w:tcBorders>
-              <w:top w:val="nil"/>
+            <w:tcBorders>
               <w:bottom w:val="single" w:sz="4" w:space="0" w:color="auto"/>
             </w:tcBorders>
           </w:tcPr>
@@ -7667,7 +6589,7 @@
             <w:sz w:val="26"/>
             <w:szCs w:val="26"/>
           </w:rPr>
-          <w:t>4</w:t>
+          <w:t>2</w:t>
         </w:r>
         <w:r>
           <w:rPr>
@@ -8315,6 +7237,17 @@
     <w:uiPriority w:val="99"/>
     <w:rsid w:val="0007450D"/>
   </w:style>
+  <w:style w:type="character" w:styleId="Strong">
+    <w:name w:val="Strong"/>
+    <w:basedOn w:val="DefaultParagraphFont"/>
+    <w:uiPriority w:val="22"/>
+    <w:qFormat/>
+    <w:rsid w:val="007F6B73"/>
+    <w:rPr>
+      <w:b/>
+      <w:bCs/>
+    </w:rPr>
+  </w:style>
 </w:styles>
 </file>
 

--- a/Nhom07_1_ApplicationDevelopment_First Plan.docx
+++ b/Nhom07_1_ApplicationDevelopment_First Plan.docx
@@ -1,6 +1,6 @@
 
 <file path=word/document.xml><?xml version="1.0" encoding="utf-8"?>
-<w:document xmlns:wpc="http://schemas.microsoft.com/office/word/2010/wordprocessingCanvas" xmlns:mc="http://schemas.openxmlformats.org/markup-compatibility/2006" xmlns:o="urn:schemas-microsoft-com:office:office" xmlns:r="http://schemas.openxmlformats.org/officeDocument/2006/relationships" xmlns:m="http://schemas.openxmlformats.org/officeDocument/2006/math" xmlns:v="urn:schemas-microsoft-com:vml" xmlns:wp14="http://schemas.microsoft.com/office/word/2010/wordprocessingDrawing" xmlns:wp="http://schemas.openxmlformats.org/drawingml/2006/wordprocessingDrawing" xmlns:w10="urn:schemas-microsoft-com:office:word" xmlns:w="http://schemas.openxmlformats.org/wordprocessingml/2006/main" xmlns:w14="http://schemas.microsoft.com/office/word/2010/wordml" xmlns:w15="http://schemas.microsoft.com/office/word/2012/wordml" xmlns:wpg="http://schemas.microsoft.com/office/word/2010/wordprocessingGroup" xmlns:wpi="http://schemas.microsoft.com/office/word/2010/wordprocessingInk" xmlns:wne="http://schemas.microsoft.com/office/word/2006/wordml" xmlns:wps="http://schemas.microsoft.com/office/word/2010/wordprocessingShape" mc:Ignorable="w14 w15 wp14">
+<w:document xmlns:wpc="http://schemas.microsoft.com/office/word/2010/wordprocessingCanvas" xmlns:cx="http://schemas.microsoft.com/office/drawing/2014/chartex" xmlns:cx1="http://schemas.microsoft.com/office/drawing/2015/9/8/chartex" xmlns:cx2="http://schemas.microsoft.com/office/drawing/2015/10/21/chartex" xmlns:cx3="http://schemas.microsoft.com/office/drawing/2016/5/9/chartex" xmlns:cx4="http://schemas.microsoft.com/office/drawing/2016/5/10/chartex" xmlns:cx5="http://schemas.microsoft.com/office/drawing/2016/5/11/chartex" xmlns:cx6="http://schemas.microsoft.com/office/drawing/2016/5/12/chartex" xmlns:cx7="http://schemas.microsoft.com/office/drawing/2016/5/13/chartex" xmlns:cx8="http://schemas.microsoft.com/office/drawing/2016/5/14/chartex" xmlns:mc="http://schemas.openxmlformats.org/markup-compatibility/2006" xmlns:aink="http://schemas.microsoft.com/office/drawing/2016/ink" xmlns:am3d="http://schemas.microsoft.com/office/drawing/2017/model3d" xmlns:o="urn:schemas-microsoft-com:office:office" xmlns:oel="http://schemas.microsoft.com/office/2019/extlst" xmlns:r="http://schemas.openxmlformats.org/officeDocument/2006/relationships" xmlns:m="http://schemas.openxmlformats.org/officeDocument/2006/math" xmlns:v="urn:schemas-microsoft-com:vml" xmlns:wp14="http://schemas.microsoft.com/office/word/2010/wordprocessingDrawing" xmlns:wp="http://schemas.openxmlformats.org/drawingml/2006/wordprocessingDrawing" xmlns:w10="urn:schemas-microsoft-com:office:word" xmlns:w="http://schemas.openxmlformats.org/wordprocessingml/2006/main" xmlns:w14="http://schemas.microsoft.com/office/word/2010/wordml" xmlns:w15="http://schemas.microsoft.com/office/word/2012/wordml" xmlns:w16cei="http://schemas.microsoft.com/office/word/2026/wordml/cei" xmlns:w16cex="http://schemas.microsoft.com/office/word/2018/wordml/cex" xmlns:w16cid="http://schemas.microsoft.com/office/word/2016/wordml/cid" xmlns:w16="http://schemas.microsoft.com/office/word/2018/wordml" xmlns:w16du="http://schemas.microsoft.com/office/word/2023/wordml/word16du" xmlns:w16sdtdh="http://schemas.microsoft.com/office/word/2020/wordml/sdtdatahash" xmlns:w16sdtfl="http://schemas.microsoft.com/office/word/2024/wordml/sdtformatlock" xmlns:w16se="http://schemas.microsoft.com/office/word/2015/wordml/symex" xmlns:wpg="http://schemas.microsoft.com/office/word/2010/wordprocessingGroup" xmlns:wpi="http://schemas.microsoft.com/office/word/2010/wordprocessingInk" xmlns:wne="http://schemas.microsoft.com/office/word/2006/wordml" xmlns:wps="http://schemas.microsoft.com/office/word/2010/wordprocessingShape" mc:Ignorable="w14 w15 w16se w16cid w16 w16cex w16sdtdh w16sdtfl w16du wp14">
   <w:body>
     <w:p>
       <w:pPr>
@@ -1163,7 +1163,23 @@
                 <w:sz w:val="26"/>
                 <w:szCs w:val="26"/>
               </w:rPr>
-              <w:t>- Phân chia Use Case cho các thành viên.</w:t>
+              <w:t>- Phân chia Us</w:t>
+            </w:r>
+            <w:r>
+              <w:rPr>
+                <w:rFonts w:ascii="Times New Roman" w:hAnsi="Times New Roman" w:cs="Times New Roman"/>
+                <w:sz w:val="26"/>
+                <w:szCs w:val="26"/>
+              </w:rPr>
+              <w:t>a</w:t>
+            </w:r>
+            <w:r>
+              <w:rPr>
+                <w:rFonts w:ascii="Times New Roman" w:hAnsi="Times New Roman" w:cs="Times New Roman"/>
+                <w:sz w:val="26"/>
+                <w:szCs w:val="26"/>
+              </w:rPr>
+              <w:t>e Case cho các thành viên.</w:t>
             </w:r>
           </w:p>
         </w:tc>
@@ -6184,17 +6200,7 @@
                 <w:sz w:val="26"/>
                 <w:szCs w:val="26"/>
               </w:rPr>
-              <w:t xml:space="preserve">Tích hợp và kiểm tra toàn bộ hệ </w:t>
-            </w:r>
-            <w:bookmarkStart w:id="0" w:name="_GoBack"/>
-            <w:bookmarkEnd w:id="0"/>
-            <w:r>
-              <w:rPr>
-                <w:rFonts w:ascii="Times New Roman" w:hAnsi="Times New Roman" w:cs="Times New Roman"/>
-                <w:sz w:val="26"/>
-                <w:szCs w:val="26"/>
-              </w:rPr>
-              <w:t xml:space="preserve">thống, sửa lỗi chung, hoàn thiện </w:t>
+              <w:t xml:space="preserve">Tích hợp và kiểm tra toàn bộ hệ thống, sửa lỗi chung, hoàn thiện </w:t>
             </w:r>
             <w:r>
               <w:rPr>
@@ -6309,7 +6315,7 @@
 </file>
 
 <file path=word/endnotes.xml><?xml version="1.0" encoding="utf-8"?>
-<w:endnotes xmlns:wpc="http://schemas.microsoft.com/office/word/2010/wordprocessingCanvas" xmlns:mc="http://schemas.openxmlformats.org/markup-compatibility/2006" xmlns:o="urn:schemas-microsoft-com:office:office" xmlns:r="http://schemas.openxmlformats.org/officeDocument/2006/relationships" xmlns:m="http://schemas.openxmlformats.org/officeDocument/2006/math" xmlns:v="urn:schemas-microsoft-com:vml" xmlns:wp14="http://schemas.microsoft.com/office/word/2010/wordprocessingDrawing" xmlns:wp="http://schemas.openxmlformats.org/drawingml/2006/wordprocessingDrawing" xmlns:w10="urn:schemas-microsoft-com:office:word" xmlns:w="http://schemas.openxmlformats.org/wordprocessingml/2006/main" xmlns:w14="http://schemas.microsoft.com/office/word/2010/wordml" xmlns:w15="http://schemas.microsoft.com/office/word/2012/wordml" xmlns:wpg="http://schemas.microsoft.com/office/word/2010/wordprocessingGroup" xmlns:wpi="http://schemas.microsoft.com/office/word/2010/wordprocessingInk" xmlns:wne="http://schemas.microsoft.com/office/word/2006/wordml" xmlns:wps="http://schemas.microsoft.com/office/word/2010/wordprocessingShape" mc:Ignorable="w14 w15 wp14">
+<w:endnotes xmlns:wpc="http://schemas.microsoft.com/office/word/2010/wordprocessingCanvas" xmlns:cx="http://schemas.microsoft.com/office/drawing/2014/chartex" xmlns:cx1="http://schemas.microsoft.com/office/drawing/2015/9/8/chartex" xmlns:cx2="http://schemas.microsoft.com/office/drawing/2015/10/21/chartex" xmlns:cx3="http://schemas.microsoft.com/office/drawing/2016/5/9/chartex" xmlns:cx4="http://schemas.microsoft.com/office/drawing/2016/5/10/chartex" xmlns:cx5="http://schemas.microsoft.com/office/drawing/2016/5/11/chartex" xmlns:cx6="http://schemas.microsoft.com/office/drawing/2016/5/12/chartex" xmlns:cx7="http://schemas.microsoft.com/office/drawing/2016/5/13/chartex" xmlns:cx8="http://schemas.microsoft.com/office/drawing/2016/5/14/chartex" xmlns:mc="http://schemas.openxmlformats.org/markup-compatibility/2006" xmlns:aink="http://schemas.microsoft.com/office/drawing/2016/ink" xmlns:am3d="http://schemas.microsoft.com/office/drawing/2017/model3d" xmlns:o="urn:schemas-microsoft-com:office:office" xmlns:oel="http://schemas.microsoft.com/office/2019/extlst" xmlns:r="http://schemas.openxmlformats.org/officeDocument/2006/relationships" xmlns:m="http://schemas.openxmlformats.org/officeDocument/2006/math" xmlns:v="urn:schemas-microsoft-com:vml" xmlns:wp14="http://schemas.microsoft.com/office/word/2010/wordprocessingDrawing" xmlns:wp="http://schemas.openxmlformats.org/drawingml/2006/wordprocessingDrawing" xmlns:w10="urn:schemas-microsoft-com:office:word" xmlns:w="http://schemas.openxmlformats.org/wordprocessingml/2006/main" xmlns:w14="http://schemas.microsoft.com/office/word/2010/wordml" xmlns:w15="http://schemas.microsoft.com/office/word/2012/wordml" xmlns:w16cei="http://schemas.microsoft.com/office/word/2026/wordml/cei" xmlns:w16cex="http://schemas.microsoft.com/office/word/2018/wordml/cex" xmlns:w16cid="http://schemas.microsoft.com/office/word/2016/wordml/cid" xmlns:w16="http://schemas.microsoft.com/office/word/2018/wordml" xmlns:w16du="http://schemas.microsoft.com/office/word/2023/wordml/word16du" xmlns:w16sdtdh="http://schemas.microsoft.com/office/word/2020/wordml/sdtdatahash" xmlns:w16sdtfl="http://schemas.microsoft.com/office/word/2024/wordml/sdtformatlock" xmlns:w16se="http://schemas.microsoft.com/office/word/2015/wordml/symex" xmlns:wpg="http://schemas.microsoft.com/office/word/2010/wordprocessingGroup" xmlns:wpi="http://schemas.microsoft.com/office/word/2010/wordprocessingInk" xmlns:wne="http://schemas.microsoft.com/office/word/2006/wordml" xmlns:wps="http://schemas.microsoft.com/office/word/2010/wordprocessingShape" mc:Ignorable="w14 w15 w16se w16cid w16 w16cex w16sdtdh w16sdtfl w16du wp14">
   <w:endnote w:type="separator" w:id="-1">
     <w:p>
       <w:pPr>
@@ -6334,7 +6340,7 @@
 </file>
 
 <file path=word/footer1.xml><?xml version="1.0" encoding="utf-8"?>
-<w:ftr xmlns:wpc="http://schemas.microsoft.com/office/word/2010/wordprocessingCanvas" xmlns:mc="http://schemas.openxmlformats.org/markup-compatibility/2006" xmlns:o="urn:schemas-microsoft-com:office:office" xmlns:r="http://schemas.openxmlformats.org/officeDocument/2006/relationships" xmlns:m="http://schemas.openxmlformats.org/officeDocument/2006/math" xmlns:v="urn:schemas-microsoft-com:vml" xmlns:wp14="http://schemas.microsoft.com/office/word/2010/wordprocessingDrawing" xmlns:wp="http://schemas.openxmlformats.org/drawingml/2006/wordprocessingDrawing" xmlns:w10="urn:schemas-microsoft-com:office:word" xmlns:w="http://schemas.openxmlformats.org/wordprocessingml/2006/main" xmlns:w14="http://schemas.microsoft.com/office/word/2010/wordml" xmlns:w15="http://schemas.microsoft.com/office/word/2012/wordml" xmlns:wpg="http://schemas.microsoft.com/office/word/2010/wordprocessingGroup" xmlns:wpi="http://schemas.microsoft.com/office/word/2010/wordprocessingInk" xmlns:wne="http://schemas.microsoft.com/office/word/2006/wordml" xmlns:wps="http://schemas.microsoft.com/office/word/2010/wordprocessingShape" mc:Ignorable="w14 w15 wp14">
+<w:ftr xmlns:wpc="http://schemas.microsoft.com/office/word/2010/wordprocessingCanvas" xmlns:cx="http://schemas.microsoft.com/office/drawing/2014/chartex" xmlns:cx1="http://schemas.microsoft.com/office/drawing/2015/9/8/chartex" xmlns:cx2="http://schemas.microsoft.com/office/drawing/2015/10/21/chartex" xmlns:cx3="http://schemas.microsoft.com/office/drawing/2016/5/9/chartex" xmlns:cx4="http://schemas.microsoft.com/office/drawing/2016/5/10/chartex" xmlns:cx5="http://schemas.microsoft.com/office/drawing/2016/5/11/chartex" xmlns:cx6="http://schemas.microsoft.com/office/drawing/2016/5/12/chartex" xmlns:cx7="http://schemas.microsoft.com/office/drawing/2016/5/13/chartex" xmlns:cx8="http://schemas.microsoft.com/office/drawing/2016/5/14/chartex" xmlns:mc="http://schemas.openxmlformats.org/markup-compatibility/2006" xmlns:aink="http://schemas.microsoft.com/office/drawing/2016/ink" xmlns:am3d="http://schemas.microsoft.com/office/drawing/2017/model3d" xmlns:o="urn:schemas-microsoft-com:office:office" xmlns:oel="http://schemas.microsoft.com/office/2019/extlst" xmlns:r="http://schemas.openxmlformats.org/officeDocument/2006/relationships" xmlns:m="http://schemas.openxmlformats.org/officeDocument/2006/math" xmlns:v="urn:schemas-microsoft-com:vml" xmlns:wp14="http://schemas.microsoft.com/office/word/2010/wordprocessingDrawing" xmlns:wp="http://schemas.openxmlformats.org/drawingml/2006/wordprocessingDrawing" xmlns:w10="urn:schemas-microsoft-com:office:word" xmlns:w="http://schemas.openxmlformats.org/wordprocessingml/2006/main" xmlns:w14="http://schemas.microsoft.com/office/word/2010/wordml" xmlns:w15="http://schemas.microsoft.com/office/word/2012/wordml" xmlns:w16cei="http://schemas.microsoft.com/office/word/2026/wordml/cei" xmlns:w16cex="http://schemas.microsoft.com/office/word/2018/wordml/cex" xmlns:w16cid="http://schemas.microsoft.com/office/word/2016/wordml/cid" xmlns:w16="http://schemas.microsoft.com/office/word/2018/wordml" xmlns:w16du="http://schemas.microsoft.com/office/word/2023/wordml/word16du" xmlns:w16sdtdh="http://schemas.microsoft.com/office/word/2020/wordml/sdtdatahash" xmlns:w16sdtfl="http://schemas.microsoft.com/office/word/2024/wordml/sdtformatlock" xmlns:w16se="http://schemas.microsoft.com/office/word/2015/wordml/symex" xmlns:wpg="http://schemas.microsoft.com/office/word/2010/wordprocessingGroup" xmlns:wpi="http://schemas.microsoft.com/office/word/2010/wordprocessingInk" xmlns:wne="http://schemas.microsoft.com/office/word/2006/wordml" xmlns:wps="http://schemas.microsoft.com/office/word/2010/wordprocessingShape" mc:Ignorable="w14 w15 w16se w16cid w16 w16cex w16sdtdh w16sdtfl w16du wp14">
   <w:sdt>
     <w:sdtPr>
       <w:rPr>
@@ -6426,7 +6432,7 @@
                 </wp:anchor>
               </w:drawing>
             </mc:Choice>
-            <mc:Fallback xmlns:w16se="http://schemas.microsoft.com/office/word/2015/wordml/symex" xmlns:w16sdtfl="http://schemas.microsoft.com/office/word/2024/wordml/sdtformatlock" xmlns:w16sdtdh="http://schemas.microsoft.com/office/word/2020/wordml/sdtdatahash" xmlns:w16du="http://schemas.microsoft.com/office/word/2023/wordml/word16du" xmlns:w16="http://schemas.microsoft.com/office/word/2018/wordml" xmlns:w16cid="http://schemas.microsoft.com/office/word/2016/wordml/cid" xmlns:w16cex="http://schemas.microsoft.com/office/word/2018/wordml/cex" xmlns:w16cei="http://schemas.microsoft.com/office/word/2026/wordml/cei" xmlns:oel="http://schemas.microsoft.com/office/2019/extlst" xmlns:am3d="http://schemas.microsoft.com/office/drawing/2017/model3d" xmlns:aink="http://schemas.microsoft.com/office/drawing/2016/ink" xmlns:cx8="http://schemas.microsoft.com/office/drawing/2016/5/14/chartex" xmlns:cx7="http://schemas.microsoft.com/office/drawing/2016/5/13/chartex" xmlns:cx6="http://schemas.microsoft.com/office/drawing/2016/5/12/chartex" xmlns:cx5="http://schemas.microsoft.com/office/drawing/2016/5/11/chartex" xmlns:cx4="http://schemas.microsoft.com/office/drawing/2016/5/10/chartex" xmlns:cx3="http://schemas.microsoft.com/office/drawing/2016/5/9/chartex" xmlns:cx2="http://schemas.microsoft.com/office/drawing/2015/10/21/chartex" xmlns:cx1="http://schemas.microsoft.com/office/drawing/2015/9/8/chartex" xmlns:cx="http://schemas.microsoft.com/office/drawing/2014/chartex">
+            <mc:Fallback>
               <w:pict>
                 <v:line w14:anchorId="7AE9D890" id="Straight Connector 1" o:spid="_x0000_s1026" style="position:absolute;z-index:251659264;visibility:visible;mso-wrap-style:square;mso-width-percent:0;mso-wrap-distance-left:9pt;mso-wrap-distance-top:0;mso-wrap-distance-right:9pt;mso-wrap-distance-bottom:0;mso-position-horizontal:absolute;mso-position-horizontal-relative:text;mso-position-vertical:absolute;mso-position-vertical-relative:text;mso-width-percent:0;mso-width-relative:margin" from=".85pt,.5pt" to="525.25pt,.5pt" o:gfxdata="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" strokecolor="black [3200]" strokeweight=".5pt">
                   <v:stroke joinstyle="miter"/>
@@ -6613,7 +6619,7 @@
 </file>
 
 <file path=word/footnotes.xml><?xml version="1.0" encoding="utf-8"?>
-<w:footnotes xmlns:wpc="http://schemas.microsoft.com/office/word/2010/wordprocessingCanvas" xmlns:mc="http://schemas.openxmlformats.org/markup-compatibility/2006" xmlns:o="urn:schemas-microsoft-com:office:office" xmlns:r="http://schemas.openxmlformats.org/officeDocument/2006/relationships" xmlns:m="http://schemas.openxmlformats.org/officeDocument/2006/math" xmlns:v="urn:schemas-microsoft-com:vml" xmlns:wp14="http://schemas.microsoft.com/office/word/2010/wordprocessingDrawing" xmlns:wp="http://schemas.openxmlformats.org/drawingml/2006/wordprocessingDrawing" xmlns:w10="urn:schemas-microsoft-com:office:word" xmlns:w="http://schemas.openxmlformats.org/wordprocessingml/2006/main" xmlns:w14="http://schemas.microsoft.com/office/word/2010/wordml" xmlns:w15="http://schemas.microsoft.com/office/word/2012/wordml" xmlns:wpg="http://schemas.microsoft.com/office/word/2010/wordprocessingGroup" xmlns:wpi="http://schemas.microsoft.com/office/word/2010/wordprocessingInk" xmlns:wne="http://schemas.microsoft.com/office/word/2006/wordml" xmlns:wps="http://schemas.microsoft.com/office/word/2010/wordprocessingShape" mc:Ignorable="w14 w15 wp14">
+<w:footnotes xmlns:wpc="http://schemas.microsoft.com/office/word/2010/wordprocessingCanvas" xmlns:cx="http://schemas.microsoft.com/office/drawing/2014/chartex" xmlns:cx1="http://schemas.microsoft.com/office/drawing/2015/9/8/chartex" xmlns:cx2="http://schemas.microsoft.com/office/drawing/2015/10/21/chartex" xmlns:cx3="http://schemas.microsoft.com/office/drawing/2016/5/9/chartex" xmlns:cx4="http://schemas.microsoft.com/office/drawing/2016/5/10/chartex" xmlns:cx5="http://schemas.microsoft.com/office/drawing/2016/5/11/chartex" xmlns:cx6="http://schemas.microsoft.com/office/drawing/2016/5/12/chartex" xmlns:cx7="http://schemas.microsoft.com/office/drawing/2016/5/13/chartex" xmlns:cx8="http://schemas.microsoft.com/office/drawing/2016/5/14/chartex" xmlns:mc="http://schemas.openxmlformats.org/markup-compatibility/2006" xmlns:aink="http://schemas.microsoft.com/office/drawing/2016/ink" xmlns:am3d="http://schemas.microsoft.com/office/drawing/2017/model3d" xmlns:o="urn:schemas-microsoft-com:office:office" xmlns:oel="http://schemas.microsoft.com/office/2019/extlst" xmlns:r="http://schemas.openxmlformats.org/officeDocument/2006/relationships" xmlns:m="http://schemas.openxmlformats.org/officeDocument/2006/math" xmlns:v="urn:schemas-microsoft-com:vml" xmlns:wp14="http://schemas.microsoft.com/office/word/2010/wordprocessingDrawing" xmlns:wp="http://schemas.openxmlformats.org/drawingml/2006/wordprocessingDrawing" xmlns:w10="urn:schemas-microsoft-com:office:word" xmlns:w="http://schemas.openxmlformats.org/wordprocessingml/2006/main" xmlns:w14="http://schemas.microsoft.com/office/word/2010/wordml" xmlns:w15="http://schemas.microsoft.com/office/word/2012/wordml" xmlns:w16cei="http://schemas.microsoft.com/office/word/2026/wordml/cei" xmlns:w16cex="http://schemas.microsoft.com/office/word/2018/wordml/cex" xmlns:w16cid="http://schemas.microsoft.com/office/word/2016/wordml/cid" xmlns:w16="http://schemas.microsoft.com/office/word/2018/wordml" xmlns:w16du="http://schemas.microsoft.com/office/word/2023/wordml/word16du" xmlns:w16sdtdh="http://schemas.microsoft.com/office/word/2020/wordml/sdtdatahash" xmlns:w16sdtfl="http://schemas.microsoft.com/office/word/2024/wordml/sdtformatlock" xmlns:w16se="http://schemas.microsoft.com/office/word/2015/wordml/symex" xmlns:wpg="http://schemas.microsoft.com/office/word/2010/wordprocessingGroup" xmlns:wpi="http://schemas.microsoft.com/office/word/2010/wordprocessingInk" xmlns:wne="http://schemas.microsoft.com/office/word/2006/wordml" xmlns:wps="http://schemas.microsoft.com/office/word/2010/wordprocessingShape" mc:Ignorable="w14 w15 w16se w16cid w16 w16cex w16sdtdh w16sdtfl w16du wp14">
   <w:footnote w:type="separator" w:id="-1">
     <w:p>
       <w:pPr>
@@ -6638,8 +6644,8 @@
 </file>
 
 <file path=word/numbering.xml><?xml version="1.0" encoding="utf-8"?>
-<w:numbering xmlns:wpc="http://schemas.microsoft.com/office/word/2010/wordprocessingCanvas" xmlns:mc="http://schemas.openxmlformats.org/markup-compatibility/2006" xmlns:o="urn:schemas-microsoft-com:office:office" xmlns:r="http://schemas.openxmlformats.org/officeDocument/2006/relationships" xmlns:m="http://schemas.openxmlformats.org/officeDocument/2006/math" xmlns:v="urn:schemas-microsoft-com:vml" xmlns:wp14="http://schemas.microsoft.com/office/word/2010/wordprocessingDrawing" xmlns:wp="http://schemas.openxmlformats.org/drawingml/2006/wordprocessingDrawing" xmlns:w10="urn:schemas-microsoft-com:office:word" xmlns:w="http://schemas.openxmlformats.org/wordprocessingml/2006/main" xmlns:w14="http://schemas.microsoft.com/office/word/2010/wordml" xmlns:w15="http://schemas.microsoft.com/office/word/2012/wordml" xmlns:wpg="http://schemas.microsoft.com/office/word/2010/wordprocessingGroup" xmlns:wpi="http://schemas.microsoft.com/office/word/2010/wordprocessingInk" xmlns:wne="http://schemas.microsoft.com/office/word/2006/wordml" xmlns:wps="http://schemas.microsoft.com/office/word/2010/wordprocessingShape" mc:Ignorable="w14 w15 wp14">
-  <w:abstractNum w:abstractNumId="0">
+<w:numbering xmlns:wpc="http://schemas.microsoft.com/office/word/2010/wordprocessingCanvas" xmlns:cx="http://schemas.microsoft.com/office/drawing/2014/chartex" xmlns:cx1="http://schemas.microsoft.com/office/drawing/2015/9/8/chartex" xmlns:cx2="http://schemas.microsoft.com/office/drawing/2015/10/21/chartex" xmlns:cx3="http://schemas.microsoft.com/office/drawing/2016/5/9/chartex" xmlns:cx4="http://schemas.microsoft.com/office/drawing/2016/5/10/chartex" xmlns:cx5="http://schemas.microsoft.com/office/drawing/2016/5/11/chartex" xmlns:cx6="http://schemas.microsoft.com/office/drawing/2016/5/12/chartex" xmlns:cx7="http://schemas.microsoft.com/office/drawing/2016/5/13/chartex" xmlns:cx8="http://schemas.microsoft.com/office/drawing/2016/5/14/chartex" xmlns:mc="http://schemas.openxmlformats.org/markup-compatibility/2006" xmlns:aink="http://schemas.microsoft.com/office/drawing/2016/ink" xmlns:am3d="http://schemas.microsoft.com/office/drawing/2017/model3d" xmlns:o="urn:schemas-microsoft-com:office:office" xmlns:oel="http://schemas.microsoft.com/office/2019/extlst" xmlns:r="http://schemas.openxmlformats.org/officeDocument/2006/relationships" xmlns:m="http://schemas.openxmlformats.org/officeDocument/2006/math" xmlns:v="urn:schemas-microsoft-com:vml" xmlns:wp14="http://schemas.microsoft.com/office/word/2010/wordprocessingDrawing" xmlns:wp="http://schemas.openxmlformats.org/drawingml/2006/wordprocessingDrawing" xmlns:w10="urn:schemas-microsoft-com:office:word" xmlns:w="http://schemas.openxmlformats.org/wordprocessingml/2006/main" xmlns:w14="http://schemas.microsoft.com/office/word/2010/wordml" xmlns:w15="http://schemas.microsoft.com/office/word/2012/wordml" xmlns:w16cei="http://schemas.microsoft.com/office/word/2026/wordml/cei" xmlns:w16cex="http://schemas.microsoft.com/office/word/2018/wordml/cex" xmlns:w16cid="http://schemas.microsoft.com/office/word/2016/wordml/cid" xmlns:w16="http://schemas.microsoft.com/office/word/2018/wordml" xmlns:w16du="http://schemas.microsoft.com/office/word/2023/wordml/word16du" xmlns:w16sdtdh="http://schemas.microsoft.com/office/word/2020/wordml/sdtdatahash" xmlns:w16sdtfl="http://schemas.microsoft.com/office/word/2024/wordml/sdtformatlock" xmlns:w16se="http://schemas.microsoft.com/office/word/2015/wordml/symex" xmlns:wpg="http://schemas.microsoft.com/office/word/2010/wordprocessingGroup" xmlns:wpi="http://schemas.microsoft.com/office/word/2010/wordprocessingInk" xmlns:wne="http://schemas.microsoft.com/office/word/2006/wordml" xmlns:wps="http://schemas.microsoft.com/office/word/2010/wordprocessingShape" mc:Ignorable="w14 w15 w16se w16cid w16 w16cex w16sdtdh w16sdtfl w16du wp14">
+  <w:abstractNum w:abstractNumId="0" w15:restartNumberingAfterBreak="0">
     <w:nsid w:val="79BF5A33"/>
     <w:multiLevelType w:val="hybridMultilevel"/>
     <w:tmpl w:val="F466ABF6"/>
@@ -6728,14 +6734,14 @@
       </w:pPr>
     </w:lvl>
   </w:abstractNum>
-  <w:num w:numId="1">
+  <w:num w:numId="1" w16cid:durableId="803812596">
     <w:abstractNumId w:val="0"/>
   </w:num>
 </w:numbering>
 </file>
 
 <file path=word/styles.xml><?xml version="1.0" encoding="utf-8"?>
-<w:styles xmlns:mc="http://schemas.openxmlformats.org/markup-compatibility/2006" xmlns:r="http://schemas.openxmlformats.org/officeDocument/2006/relationships" xmlns:w="http://schemas.openxmlformats.org/wordprocessingml/2006/main" xmlns:w14="http://schemas.microsoft.com/office/word/2010/wordml" xmlns:w15="http://schemas.microsoft.com/office/word/2012/wordml" mc:Ignorable="w14 w15">
+<w:styles xmlns:mc="http://schemas.openxmlformats.org/markup-compatibility/2006" xmlns:r="http://schemas.openxmlformats.org/officeDocument/2006/relationships" xmlns:w="http://schemas.openxmlformats.org/wordprocessingml/2006/main" xmlns:w14="http://schemas.microsoft.com/office/word/2010/wordml" xmlns:w15="http://schemas.microsoft.com/office/word/2012/wordml" xmlns:w16cex="http://schemas.microsoft.com/office/word/2018/wordml/cex" xmlns:w16cid="http://schemas.microsoft.com/office/word/2016/wordml/cid" xmlns:w16="http://schemas.microsoft.com/office/word/2018/wordml" xmlns:w16du="http://schemas.microsoft.com/office/word/2023/wordml/word16du" xmlns:w16sdtdh="http://schemas.microsoft.com/office/word/2020/wordml/sdtdatahash" xmlns:w16sdtfl="http://schemas.microsoft.com/office/word/2024/wordml/sdtformatlock" xmlns:w16se="http://schemas.microsoft.com/office/word/2015/wordml/symex" mc:Ignorable="w14 w15 w16se w16cid w16 w16cex w16sdtdh w16sdtfl w16du">
   <w:docDefaults>
     <w:rPrDefault>
       <w:rPr>
@@ -6751,7 +6757,7 @@
       </w:pPr>
     </w:pPrDefault>
   </w:docDefaults>
-  <w:latentStyles w:defLockedState="0" w:defUIPriority="99" w:defSemiHidden="0" w:defUnhideWhenUsed="0" w:defQFormat="0" w:count="371">
+  <w:latentStyles w:defLockedState="0" w:defUIPriority="99" w:defSemiHidden="0" w:defUnhideWhenUsed="0" w:defQFormat="0" w:count="376">
     <w:lsdException w:name="Normal" w:uiPriority="0" w:qFormat="1"/>
     <w:lsdException w:name="heading 1" w:uiPriority="9" w:qFormat="1"/>
     <w:lsdException w:name="heading 2" w:semiHidden="1" w:uiPriority="9" w:unhideWhenUsed="1" w:qFormat="1"/>
@@ -7123,6 +7129,11 @@
     <w:lsdException w:name="List Table 5 Dark Accent 6" w:uiPriority="50"/>
     <w:lsdException w:name="List Table 6 Colorful Accent 6" w:uiPriority="51"/>
     <w:lsdException w:name="List Table 7 Colorful Accent 6" w:uiPriority="52"/>
+    <w:lsdException w:name="Mention" w:semiHidden="1" w:unhideWhenUsed="1"/>
+    <w:lsdException w:name="Smart Hyperlink" w:semiHidden="1" w:unhideWhenUsed="1"/>
+    <w:lsdException w:name="Hashtag" w:semiHidden="1" w:unhideWhenUsed="1"/>
+    <w:lsdException w:name="Unresolved Mention" w:semiHidden="1" w:unhideWhenUsed="1"/>
+    <w:lsdException w:name="Smart Link" w:semiHidden="1" w:unhideWhenUsed="1"/>
   </w:latentStyles>
   <w:style w:type="paragraph" w:default="1" w:styleId="Normal">
     <w:name w:val="Normal"/>
@@ -7176,7 +7187,6 @@
       <w:spacing w:after="0" w:line="240" w:lineRule="auto"/>
     </w:pPr>
     <w:tblPr>
-      <w:tblInd w:w="0" w:type="dxa"/>
       <w:tblBorders>
         <w:top w:val="single" w:sz="4" w:space="0" w:color="auto"/>
         <w:left w:val="single" w:sz="4" w:space="0" w:color="auto"/>
@@ -7185,12 +7195,6 @@
         <w:insideH w:val="single" w:sz="4" w:space="0" w:color="auto"/>
         <w:insideV w:val="single" w:sz="4" w:space="0" w:color="auto"/>
       </w:tblBorders>
-      <w:tblCellMar>
-        <w:top w:w="0" w:type="dxa"/>
-        <w:left w:w="108" w:type="dxa"/>
-        <w:bottom w:w="0" w:type="dxa"/>
-        <w:right w:w="108" w:type="dxa"/>
-      </w:tblCellMar>
     </w:tblPr>
   </w:style>
   <w:style w:type="paragraph" w:styleId="Header">
